--- a/doc/概要设计.docx
+++ b/doc/概要设计.docx
@@ -141,12 +141,6 @@
         <w:gridCol w:w="2070"/>
       </w:tblGrid>
       <w:tr>
-        <w:tblPrEx>
-          <w:tblCellMar>
-            <w:top w:w="0" w:type="dxa"/>
-            <w:bottom w:w="0" w:type="dxa"/>
-          </w:tblCellMar>
-        </w:tblPrEx>
         <w:tc>
           <w:tcPr>
             <w:tcW w:w="2070" w:type="dxa"/>
@@ -257,12 +251,6 @@
         </w:tc>
       </w:tr>
       <w:tr>
-        <w:tblPrEx>
-          <w:tblCellMar>
-            <w:top w:w="0" w:type="dxa"/>
-            <w:bottom w:w="0" w:type="dxa"/>
-          </w:tblCellMar>
-        </w:tblPrEx>
         <w:tc>
           <w:tcPr>
             <w:tcW w:w="2070" w:type="dxa"/>
@@ -373,12 +361,6 @@
         </w:tc>
       </w:tr>
       <w:tr>
-        <w:tblPrEx>
-          <w:tblCellMar>
-            <w:top w:w="0" w:type="dxa"/>
-            <w:bottom w:w="0" w:type="dxa"/>
-          </w:tblCellMar>
-        </w:tblPrEx>
         <w:tc>
           <w:tcPr>
             <w:tcW w:w="2070" w:type="dxa"/>
@@ -564,12 +546,6 @@
         </w:tc>
       </w:tr>
       <w:tr>
-        <w:tblPrEx>
-          <w:tblCellMar>
-            <w:top w:w="0" w:type="dxa"/>
-            <w:bottom w:w="0" w:type="dxa"/>
-          </w:tblCellMar>
-        </w:tblPrEx>
         <w:tc>
           <w:tcPr>
             <w:tcW w:w="2070" w:type="dxa"/>
@@ -870,7 +846,7 @@
       <w:pPr>
         <w:spacing w:before="120" w:after="120" w:line="288" w:lineRule="auto"/>
         <w:rPr>
-          <w:rFonts w:ascii="宋体" w:eastAsia="宋体" w:hAnsi="宋体" w:cs="Arial"/>
+          <w:rFonts w:ascii="宋体" w:eastAsia="宋体" w:hAnsi="宋体" w:cs="Arial" w:hint="eastAsia"/>
           <w:sz w:val="24"/>
         </w:rPr>
       </w:pPr>
@@ -940,13 +916,14 @@
       <w:pPr>
         <w:spacing w:before="120" w:after="120" w:line="288" w:lineRule="auto"/>
         <w:rPr>
+          <w:rFonts w:ascii="宋体" w:eastAsia="宋体" w:hAnsi="宋体" w:hint="eastAsia"/>
+          <w:sz w:val="24"/>
+        </w:rPr>
+      </w:pPr>
+      <w:r>
+        <w:rPr>
           <w:rFonts w:ascii="宋体" w:eastAsia="宋体" w:hAnsi="宋体"/>
-          <w:sz w:val="24"/>
-        </w:rPr>
-      </w:pPr>
-      <w:r>
-        <w:rPr>
-          <w:rFonts w:ascii="宋体" w:eastAsia="宋体" w:hAnsi="宋体"/>
+          <w:noProof/>
           <w:sz w:val="24"/>
         </w:rPr>
         <w:drawing>
@@ -1161,7 +1138,7 @@
       <w:pPr>
         <w:spacing w:before="120" w:after="120" w:line="288" w:lineRule="auto"/>
         <w:rPr>
-          <w:rFonts w:ascii="宋体" w:eastAsia="宋体" w:hAnsi="宋体" w:hint="eastAsia"/>
+          <w:rFonts w:ascii="宋体" w:eastAsia="宋体" w:hAnsi="宋体" w:cs="Arial"/>
           <w:sz w:val="24"/>
         </w:rPr>
       </w:pPr>
@@ -1188,6 +1165,15 @@
         </w:rPr>
         <w:t xml:space="preserve"> 存储配置信息。</w:t>
       </w:r>
+    </w:p>
+    <w:p>
+      <w:pPr>
+        <w:spacing w:before="120" w:after="120" w:line="288" w:lineRule="auto"/>
+        <w:rPr>
+          <w:rFonts w:ascii="宋体" w:eastAsia="宋体" w:hAnsi="宋体" w:hint="eastAsia"/>
+          <w:sz w:val="24"/>
+        </w:rPr>
+      </w:pPr>
     </w:p>
     <w:p>
       <w:pPr>
@@ -1286,6 +1272,7 @@
           <w:rFonts w:ascii="宋体" w:eastAsia="宋体" w:hAnsi="宋体" w:cs="Arial"/>
           <w:sz w:val="24"/>
         </w:rPr>
+        <w:lastRenderedPageBreak/>
         <w:t>• 日记查询 / 展示（按时间排序、关键词搜索、标签筛选）</w:t>
       </w:r>
     </w:p>
@@ -1302,7 +1289,6 @@
           <w:rFonts w:ascii="宋体" w:eastAsia="宋体" w:hAnsi="宋体" w:cs="Arial"/>
           <w:sz w:val="24"/>
         </w:rPr>
-        <w:lastRenderedPageBreak/>
         <w:t>• 日记详情查看（完整展示内容、时间、情感信息）</w:t>
       </w:r>
     </w:p>
@@ -1326,7 +1312,7 @@
       <w:pPr>
         <w:spacing w:before="120" w:after="120" w:line="288" w:lineRule="auto"/>
         <w:rPr>
-          <w:rFonts w:ascii="宋体" w:eastAsia="宋体" w:hAnsi="宋体" w:hint="eastAsia"/>
+          <w:rFonts w:ascii="宋体" w:eastAsia="宋体" w:hAnsi="宋体" w:cs="Arial"/>
           <w:sz w:val="24"/>
         </w:rPr>
       </w:pPr>
@@ -1369,6 +1355,15 @@
         </w:rPr>
         <w:t xml:space="preserve"> 展示、搜索过滤逻辑、日记标签管理。</w:t>
       </w:r>
+    </w:p>
+    <w:p>
+      <w:pPr>
+        <w:spacing w:before="120" w:after="120" w:line="288" w:lineRule="auto"/>
+        <w:rPr>
+          <w:rFonts w:ascii="宋体" w:eastAsia="宋体" w:hAnsi="宋体" w:hint="eastAsia"/>
+          <w:sz w:val="24"/>
+        </w:rPr>
+      </w:pPr>
     </w:p>
     <w:p>
       <w:pPr>
@@ -1474,7 +1469,7 @@
       <w:pPr>
         <w:spacing w:before="120" w:after="120" w:line="288" w:lineRule="auto"/>
         <w:rPr>
-          <w:rFonts w:ascii="宋体" w:eastAsia="宋体" w:hAnsi="宋体" w:hint="eastAsia"/>
+          <w:rFonts w:ascii="宋体" w:eastAsia="宋体" w:hAnsi="宋体" w:cs="Arial"/>
           <w:sz w:val="24"/>
         </w:rPr>
       </w:pPr>
@@ -1501,6 +1496,15 @@
         </w:rPr>
         <w:t xml:space="preserve"> API、实时回调更新编辑框。</w:t>
       </w:r>
+    </w:p>
+    <w:p>
+      <w:pPr>
+        <w:spacing w:before="120" w:after="120" w:line="288" w:lineRule="auto"/>
+        <w:rPr>
+          <w:rFonts w:ascii="宋体" w:eastAsia="宋体" w:hAnsi="宋体" w:hint="eastAsia"/>
+          <w:sz w:val="24"/>
+        </w:rPr>
+      </w:pPr>
     </w:p>
     <w:p>
       <w:pPr>
@@ -1567,6 +1571,7 @@
           <w:rFonts w:ascii="宋体" w:eastAsia="宋体" w:hAnsi="宋体" w:cs="Arial"/>
           <w:sz w:val="24"/>
         </w:rPr>
+        <w:lastRenderedPageBreak/>
         <w:t>• 文本情感分析（输入完成后自动触发）</w:t>
       </w:r>
     </w:p>
@@ -1615,7 +1620,6 @@
           <w:rFonts w:ascii="宋体" w:eastAsia="宋体" w:hAnsi="宋体" w:cs="Arial"/>
           <w:sz w:val="24"/>
         </w:rPr>
-        <w:lastRenderedPageBreak/>
         <w:t>• 情感统计（周 / 月维</w:t>
       </w:r>
       <w:proofErr w:type="gramStart"/>
@@ -1639,7 +1643,7 @@
       <w:pPr>
         <w:spacing w:before="120" w:after="120" w:line="288" w:lineRule="auto"/>
         <w:rPr>
-          <w:rFonts w:ascii="宋体" w:eastAsia="宋体" w:hAnsi="宋体" w:hint="eastAsia"/>
+          <w:rFonts w:ascii="宋体" w:eastAsia="宋体" w:hAnsi="宋体" w:cs="Arial"/>
           <w:sz w:val="24"/>
         </w:rPr>
       </w:pPr>
@@ -1650,6 +1654,15 @@
         </w:rPr>
         <w:t>技术点：本地词库匹配算法（轻量、适配课程设计）、情感数据统计分析。</w:t>
       </w:r>
+    </w:p>
+    <w:p>
+      <w:pPr>
+        <w:spacing w:before="120" w:after="120" w:line="288" w:lineRule="auto"/>
+        <w:rPr>
+          <w:rFonts w:ascii="宋体" w:eastAsia="宋体" w:hAnsi="宋体" w:hint="eastAsia"/>
+          <w:sz w:val="24"/>
+        </w:rPr>
+      </w:pPr>
     </w:p>
     <w:p>
       <w:pPr>
@@ -1771,7 +1784,7 @@
       <w:pPr>
         <w:spacing w:before="120" w:after="120" w:line="288" w:lineRule="auto"/>
         <w:rPr>
-          <w:rFonts w:ascii="宋体" w:eastAsia="宋体" w:hAnsi="宋体" w:hint="eastAsia"/>
+          <w:rFonts w:ascii="宋体" w:eastAsia="宋体" w:hAnsi="宋体" w:cs="Arial"/>
           <w:sz w:val="24"/>
         </w:rPr>
       </w:pPr>
@@ -1798,6 +1811,15 @@
         </w:rPr>
         <w:t xml:space="preserve"> 存储配置、主题切换重启机制、Glide 加载本地图片。</w:t>
       </w:r>
+    </w:p>
+    <w:p>
+      <w:pPr>
+        <w:spacing w:before="120" w:after="120" w:line="288" w:lineRule="auto"/>
+        <w:rPr>
+          <w:rFonts w:ascii="宋体" w:eastAsia="宋体" w:hAnsi="宋体" w:hint="eastAsia"/>
+          <w:sz w:val="24"/>
+        </w:rPr>
+      </w:pPr>
     </w:p>
     <w:p>
       <w:pPr>
@@ -1832,6 +1854,7 @@
           <w:rFonts w:ascii="宋体" w:eastAsia="宋体" w:hAnsi="宋体" w:cs="Arial"/>
           <w:sz w:val="24"/>
         </w:rPr>
+        <w:lastRenderedPageBreak/>
         <w:t>核心职责：基于情感状态、使用习惯提供个性化推荐，提升用户粘性。</w:t>
       </w:r>
     </w:p>
@@ -1912,7 +1935,6 @@
           <w:rFonts w:ascii="宋体" w:eastAsia="宋体" w:hAnsi="宋体" w:cs="Arial"/>
           <w:sz w:val="24"/>
         </w:rPr>
-        <w:lastRenderedPageBreak/>
         <w:t xml:space="preserve">• </w:t>
       </w:r>
       <w:r>
@@ -1927,7 +1949,7 @@
       <w:pPr>
         <w:spacing w:before="120" w:after="120" w:line="288" w:lineRule="auto"/>
         <w:rPr>
-          <w:rFonts w:ascii="宋体" w:eastAsia="宋体" w:hAnsi="宋体" w:hint="eastAsia"/>
+          <w:rFonts w:ascii="宋体" w:eastAsia="宋体" w:hAnsi="宋体" w:cs="Arial"/>
           <w:sz w:val="24"/>
         </w:rPr>
       </w:pPr>
@@ -1945,385 +1967,28 @@
         </w:rPr>
         <w:t>。</w:t>
       </w:r>
+    </w:p>
+    <w:p>
+      <w:pPr>
+        <w:spacing w:before="120" w:after="120" w:line="288" w:lineRule="auto"/>
+        <w:rPr>
+          <w:rFonts w:ascii="宋体" w:eastAsia="宋体" w:hAnsi="宋体" w:hint="eastAsia"/>
+          <w:sz w:val="24"/>
+        </w:rPr>
+      </w:pPr>
     </w:p>
     <w:p>
       <w:pPr>
         <w:spacing w:before="380" w:after="140" w:line="288" w:lineRule="auto"/>
         <w:outlineLvl w:val="0"/>
         <w:rPr>
-          <w:rFonts w:ascii="宋体" w:eastAsia="宋体" w:hAnsi="宋体" w:hint="eastAsia"/>
-          <w:sz w:val="28"/>
-          <w:szCs w:val="28"/>
-        </w:rPr>
-      </w:pPr>
-      <w:bookmarkStart w:id="12" w:name="heading_12"/>
-      <w:r>
-        <w:rPr>
-          <w:rFonts w:ascii="宋体" w:eastAsia="宋体" w:hAnsi="宋体" w:cs="Arial"/>
+          <w:rFonts w:ascii="宋体" w:eastAsia="宋体" w:hAnsi="宋体" w:cs="Arial" w:hint="eastAsia"/>
           <w:b/>
           <w:sz w:val="28"/>
           <w:szCs w:val="28"/>
         </w:rPr>
-        <w:t>五、核心业务流程设计</w:t>
-      </w:r>
-      <w:bookmarkEnd w:id="12"/>
-    </w:p>
-    <w:p>
-      <w:pPr>
-        <w:spacing w:before="320" w:after="120" w:line="288" w:lineRule="auto"/>
-        <w:outlineLvl w:val="1"/>
-        <w:rPr>
-          <w:rFonts w:ascii="宋体" w:eastAsia="宋体" w:hAnsi="宋体" w:hint="eastAsia"/>
-          <w:sz w:val="24"/>
-        </w:rPr>
-      </w:pPr>
-      <w:bookmarkStart w:id="13" w:name="heading_13"/>
-      <w:r>
-        <w:rPr>
-          <w:rFonts w:ascii="宋体" w:eastAsia="宋体" w:hAnsi="宋体" w:cs="Arial"/>
-          <w:b/>
-          <w:sz w:val="24"/>
-        </w:rPr>
-        <w:t>1. 日记撰写 + 情感分析完整流程</w:t>
-      </w:r>
-      <w:bookmarkEnd w:id="13"/>
-    </w:p>
-    <w:p>
-      <w:pPr>
-        <w:spacing w:before="120" w:after="120" w:line="288" w:lineRule="auto"/>
-        <w:rPr>
-          <w:rFonts w:ascii="宋体" w:eastAsia="宋体" w:hAnsi="宋体" w:hint="eastAsia"/>
-          <w:sz w:val="24"/>
-        </w:rPr>
-      </w:pPr>
-      <w:r>
-        <w:rPr>
-          <w:rFonts w:ascii="宋体" w:eastAsia="宋体" w:hAnsi="宋体" w:cs="Arial"/>
-          <w:sz w:val="24"/>
-        </w:rPr>
-        <w:t>用户进入日记编辑页 → 输入内容/语音转文字 → 点击保存</w:t>
-      </w:r>
-    </w:p>
-    <w:p>
-      <w:pPr>
-        <w:spacing w:before="120" w:after="120" w:line="288" w:lineRule="auto"/>
-        <w:rPr>
-          <w:rFonts w:ascii="宋体" w:eastAsia="宋体" w:hAnsi="宋体" w:hint="eastAsia"/>
-          <w:sz w:val="24"/>
-        </w:rPr>
-      </w:pPr>
-      <w:r>
-        <w:rPr>
-          <w:rFonts w:ascii="宋体" w:eastAsia="宋体" w:hAnsi="宋体" w:cs="Arial"/>
-          <w:sz w:val="24"/>
-        </w:rPr>
-        <w:t xml:space="preserve">    ↓</w:t>
-      </w:r>
-    </w:p>
-    <w:p>
-      <w:pPr>
-        <w:spacing w:before="120" w:after="120" w:line="288" w:lineRule="auto"/>
-        <w:rPr>
-          <w:rFonts w:ascii="宋体" w:eastAsia="宋体" w:hAnsi="宋体" w:hint="eastAsia"/>
-          <w:sz w:val="24"/>
-        </w:rPr>
-      </w:pPr>
-      <w:r>
-        <w:rPr>
-          <w:rFonts w:ascii="宋体" w:eastAsia="宋体" w:hAnsi="宋体" w:cs="Arial"/>
-          <w:sz w:val="24"/>
-        </w:rPr>
-        <w:t>Controller层触发情感分析 → 调用Model层情感分析工具类</w:t>
-      </w:r>
-    </w:p>
-    <w:p>
-      <w:pPr>
-        <w:spacing w:before="120" w:after="120" w:line="288" w:lineRule="auto"/>
-        <w:rPr>
-          <w:rFonts w:ascii="宋体" w:eastAsia="宋体" w:hAnsi="宋体" w:hint="eastAsia"/>
-          <w:sz w:val="24"/>
-        </w:rPr>
-      </w:pPr>
-      <w:r>
-        <w:rPr>
-          <w:rFonts w:ascii="宋体" w:eastAsia="宋体" w:hAnsi="宋体" w:cs="Arial"/>
-          <w:sz w:val="24"/>
-        </w:rPr>
-        <w:t xml:space="preserve">    ↓</w:t>
-      </w:r>
-    </w:p>
-    <w:p>
-      <w:pPr>
-        <w:spacing w:before="120" w:after="120" w:line="288" w:lineRule="auto"/>
-        <w:rPr>
-          <w:rFonts w:ascii="宋体" w:eastAsia="宋体" w:hAnsi="宋体" w:hint="eastAsia"/>
-          <w:sz w:val="24"/>
-        </w:rPr>
-      </w:pPr>
-      <w:r>
-        <w:rPr>
-          <w:rFonts w:ascii="宋体" w:eastAsia="宋体" w:hAnsi="宋体" w:cs="Arial"/>
-          <w:sz w:val="24"/>
-        </w:rPr>
-        <w:t>生成情感标签/分数 → 封装Diary实体类 → 调用</w:t>
-      </w:r>
-      <w:proofErr w:type="spellStart"/>
-      <w:r>
-        <w:rPr>
-          <w:rFonts w:ascii="宋体" w:eastAsia="宋体" w:hAnsi="宋体" w:cs="Arial"/>
-          <w:sz w:val="24"/>
-        </w:rPr>
-        <w:t>DBHelper</w:t>
-      </w:r>
-      <w:proofErr w:type="spellEnd"/>
-      <w:r>
-        <w:rPr>
-          <w:rFonts w:ascii="宋体" w:eastAsia="宋体" w:hAnsi="宋体" w:cs="Arial"/>
-          <w:sz w:val="24"/>
-        </w:rPr>
-        <w:t>存储</w:t>
-      </w:r>
-    </w:p>
-    <w:p>
-      <w:pPr>
-        <w:spacing w:before="120" w:after="120" w:line="288" w:lineRule="auto"/>
-        <w:rPr>
-          <w:rFonts w:ascii="宋体" w:eastAsia="宋体" w:hAnsi="宋体" w:hint="eastAsia"/>
-          <w:sz w:val="24"/>
-        </w:rPr>
-      </w:pPr>
-      <w:r>
-        <w:rPr>
-          <w:rFonts w:ascii="宋体" w:eastAsia="宋体" w:hAnsi="宋体" w:cs="Arial"/>
-          <w:sz w:val="24"/>
-        </w:rPr>
-        <w:t xml:space="preserve">    ↓</w:t>
-      </w:r>
-    </w:p>
-    <w:p>
-      <w:pPr>
-        <w:spacing w:before="120" w:after="120" w:line="288" w:lineRule="auto"/>
-        <w:rPr>
-          <w:rFonts w:ascii="宋体" w:eastAsia="宋体" w:hAnsi="宋体" w:hint="eastAsia"/>
-          <w:sz w:val="24"/>
-        </w:rPr>
-      </w:pPr>
-      <w:r>
-        <w:rPr>
-          <w:rFonts w:ascii="宋体" w:eastAsia="宋体" w:hAnsi="宋体" w:cs="Arial"/>
-          <w:sz w:val="24"/>
-        </w:rPr>
-        <w:t>反馈成功信息 → View</w:t>
-      </w:r>
-      <w:proofErr w:type="gramStart"/>
-      <w:r>
-        <w:rPr>
-          <w:rFonts w:ascii="宋体" w:eastAsia="宋体" w:hAnsi="宋体" w:cs="Arial"/>
-          <w:sz w:val="24"/>
-        </w:rPr>
-        <w:t>层展示</w:t>
-      </w:r>
-      <w:proofErr w:type="gramEnd"/>
-      <w:r>
-        <w:rPr>
-          <w:rFonts w:ascii="宋体" w:eastAsia="宋体" w:hAnsi="宋体" w:cs="Arial"/>
-          <w:sz w:val="24"/>
-        </w:rPr>
-        <w:t>结果+跳转列表页</w:t>
-      </w:r>
-    </w:p>
-    <w:p>
-      <w:pPr>
-        <w:spacing w:before="120" w:after="120" w:line="288" w:lineRule="auto"/>
-        <w:rPr>
-          <w:rFonts w:ascii="宋体" w:eastAsia="宋体" w:hAnsi="宋体" w:hint="eastAsia"/>
-          <w:sz w:val="24"/>
-        </w:rPr>
-      </w:pPr>
-      <w:r>
-        <w:rPr>
-          <w:rFonts w:ascii="宋体" w:eastAsia="宋体" w:hAnsi="宋体" w:cs="Arial"/>
-          <w:sz w:val="24"/>
-        </w:rPr>
-        <w:t xml:space="preserve">    ↓</w:t>
-      </w:r>
-    </w:p>
-    <w:p>
-      <w:pPr>
-        <w:spacing w:before="120" w:after="120" w:line="288" w:lineRule="auto"/>
-        <w:rPr>
-          <w:rFonts w:ascii="宋体" w:eastAsia="宋体" w:hAnsi="宋体" w:hint="eastAsia"/>
-          <w:sz w:val="24"/>
-        </w:rPr>
-      </w:pPr>
-      <w:r>
-        <w:rPr>
-          <w:rFonts w:ascii="宋体" w:eastAsia="宋体" w:hAnsi="宋体" w:cs="Arial"/>
-          <w:sz w:val="24"/>
-        </w:rPr>
-        <w:t>同步更新情感统计数据 → 触发个性化推荐/主题切换</w:t>
-      </w:r>
-    </w:p>
-    <w:p>
-      <w:pPr>
-        <w:spacing w:before="320" w:after="120" w:line="288" w:lineRule="auto"/>
-        <w:outlineLvl w:val="1"/>
-        <w:rPr>
-          <w:rFonts w:ascii="宋体" w:eastAsia="宋体" w:hAnsi="宋体" w:hint="eastAsia"/>
-          <w:sz w:val="24"/>
-        </w:rPr>
-      </w:pPr>
-      <w:bookmarkStart w:id="14" w:name="heading_14"/>
-      <w:r>
-        <w:rPr>
-          <w:rFonts w:ascii="宋体" w:eastAsia="宋体" w:hAnsi="宋体" w:cs="Arial"/>
-          <w:b/>
-          <w:sz w:val="24"/>
-        </w:rPr>
-        <w:t>2. 用户登录流程</w:t>
-      </w:r>
-      <w:bookmarkEnd w:id="14"/>
-    </w:p>
-    <w:p>
-      <w:pPr>
-        <w:spacing w:before="120" w:after="120" w:line="288" w:lineRule="auto"/>
-        <w:rPr>
-          <w:rFonts w:ascii="宋体" w:eastAsia="宋体" w:hAnsi="宋体" w:hint="eastAsia"/>
-          <w:sz w:val="24"/>
-        </w:rPr>
-      </w:pPr>
-      <w:r>
-        <w:rPr>
-          <w:rFonts w:ascii="宋体" w:eastAsia="宋体" w:hAnsi="宋体" w:cs="Arial"/>
-          <w:sz w:val="24"/>
-        </w:rPr>
-        <w:t>用户打开APP → 检测是否自动登录（</w:t>
-      </w:r>
-      <w:proofErr w:type="spellStart"/>
-      <w:r>
-        <w:rPr>
-          <w:rFonts w:ascii="宋体" w:eastAsia="宋体" w:hAnsi="宋体" w:cs="Arial"/>
-          <w:sz w:val="24"/>
-        </w:rPr>
-        <w:t>SharedPreferences</w:t>
-      </w:r>
-      <w:proofErr w:type="spellEnd"/>
-      <w:r>
-        <w:rPr>
-          <w:rFonts w:ascii="宋体" w:eastAsia="宋体" w:hAnsi="宋体" w:cs="Arial"/>
-          <w:sz w:val="24"/>
-        </w:rPr>
-        <w:t>）</w:t>
-      </w:r>
-    </w:p>
-    <w:p>
-      <w:pPr>
-        <w:spacing w:before="120" w:after="120" w:line="288" w:lineRule="auto"/>
-        <w:rPr>
-          <w:rFonts w:ascii="宋体" w:eastAsia="宋体" w:hAnsi="宋体" w:hint="eastAsia"/>
-          <w:sz w:val="24"/>
-        </w:rPr>
-      </w:pPr>
-      <w:r>
-        <w:rPr>
-          <w:rFonts w:ascii="宋体" w:eastAsia="宋体" w:hAnsi="宋体" w:cs="Arial"/>
-          <w:sz w:val="24"/>
-        </w:rPr>
-        <w:lastRenderedPageBreak/>
-        <w:t xml:space="preserve">    ↓</w:t>
-      </w:r>
-    </w:p>
-    <w:p>
-      <w:pPr>
-        <w:spacing w:before="120" w:after="120" w:line="288" w:lineRule="auto"/>
-        <w:rPr>
-          <w:rFonts w:ascii="宋体" w:eastAsia="宋体" w:hAnsi="宋体" w:hint="eastAsia"/>
-          <w:sz w:val="24"/>
-        </w:rPr>
-      </w:pPr>
-      <w:r>
-        <w:rPr>
-          <w:rFonts w:ascii="宋体" w:eastAsia="宋体" w:hAnsi="宋体" w:cs="Arial"/>
-          <w:sz w:val="24"/>
-        </w:rPr>
-        <w:t>是 → 直接进入主界面 | 否 → 跳转登录页</w:t>
-      </w:r>
-    </w:p>
-    <w:p>
-      <w:pPr>
-        <w:spacing w:before="120" w:after="120" w:line="288" w:lineRule="auto"/>
-        <w:rPr>
-          <w:rFonts w:ascii="宋体" w:eastAsia="宋体" w:hAnsi="宋体" w:hint="eastAsia"/>
-          <w:sz w:val="24"/>
-        </w:rPr>
-      </w:pPr>
-      <w:r>
-        <w:rPr>
-          <w:rFonts w:ascii="宋体" w:eastAsia="宋体" w:hAnsi="宋体" w:cs="Arial"/>
-          <w:sz w:val="24"/>
-        </w:rPr>
-        <w:t xml:space="preserve">    ↓</w:t>
-      </w:r>
-    </w:p>
-    <w:p>
-      <w:pPr>
-        <w:spacing w:before="120" w:after="120" w:line="288" w:lineRule="auto"/>
-        <w:rPr>
-          <w:rFonts w:ascii="宋体" w:eastAsia="宋体" w:hAnsi="宋体" w:hint="eastAsia"/>
-          <w:sz w:val="24"/>
-        </w:rPr>
-      </w:pPr>
-      <w:r>
-        <w:rPr>
-          <w:rFonts w:ascii="宋体" w:eastAsia="宋体" w:hAnsi="宋体" w:cs="Arial"/>
-          <w:sz w:val="24"/>
-        </w:rPr>
-        <w:t>输入账号密码 → 验证（Controller层查询用户表）</w:t>
-      </w:r>
-    </w:p>
-    <w:p>
-      <w:pPr>
-        <w:spacing w:before="120" w:after="120" w:line="288" w:lineRule="auto"/>
-        <w:rPr>
-          <w:rFonts w:ascii="宋体" w:eastAsia="宋体" w:hAnsi="宋体" w:hint="eastAsia"/>
-          <w:sz w:val="24"/>
-        </w:rPr>
-      </w:pPr>
-      <w:r>
-        <w:rPr>
-          <w:rFonts w:ascii="宋体" w:eastAsia="宋体" w:hAnsi="宋体" w:cs="Arial"/>
-          <w:sz w:val="24"/>
-        </w:rPr>
-        <w:t xml:space="preserve">    ↓</w:t>
-      </w:r>
-    </w:p>
-    <w:p>
-      <w:pPr>
-        <w:spacing w:before="120" w:after="120" w:line="288" w:lineRule="auto"/>
-        <w:rPr>
-          <w:rFonts w:ascii="宋体" w:eastAsia="宋体" w:hAnsi="宋体" w:hint="eastAsia"/>
-          <w:sz w:val="24"/>
-        </w:rPr>
-      </w:pPr>
-      <w:r>
-        <w:rPr>
-          <w:rFonts w:ascii="宋体" w:eastAsia="宋体" w:hAnsi="宋体" w:cs="Arial"/>
-          <w:sz w:val="24"/>
-        </w:rPr>
-        <w:t>验证成功 → 存储登录状态 → 进入主界面 | 验证失败 → 展示错误提示</w:t>
-      </w:r>
-    </w:p>
-    <w:p>
-      <w:pPr>
-        <w:spacing w:before="380" w:after="140" w:line="288" w:lineRule="auto"/>
-        <w:outlineLvl w:val="0"/>
-        <w:rPr>
-          <w:rFonts w:ascii="宋体" w:eastAsia="宋体" w:hAnsi="宋体" w:hint="eastAsia"/>
-          <w:sz w:val="28"/>
-          <w:szCs w:val="28"/>
-        </w:rPr>
-      </w:pPr>
-      <w:bookmarkStart w:id="15" w:name="heading_15"/>
+      </w:pPr>
+      <w:bookmarkStart w:id="12" w:name="heading_12"/>
       <w:r>
         <w:rPr>
           <w:rFonts w:ascii="宋体" w:eastAsia="宋体" w:hAnsi="宋体" w:cs="Arial"/>
@@ -2331,25 +1996,9 @@
           <w:sz w:val="28"/>
           <w:szCs w:val="28"/>
         </w:rPr>
-        <w:t>六、数据库概要设计（对应 ER 模型）</w:t>
-      </w:r>
-      <w:bookmarkEnd w:id="15"/>
-    </w:p>
-    <w:p>
-      <w:pPr>
-        <w:spacing w:before="120" w:after="120" w:line="288" w:lineRule="auto"/>
-        <w:rPr>
-          <w:rFonts w:ascii="宋体" w:eastAsia="宋体" w:hAnsi="宋体" w:hint="eastAsia"/>
-          <w:sz w:val="24"/>
-        </w:rPr>
-      </w:pPr>
-      <w:r>
-        <w:rPr>
-          <w:rFonts w:ascii="宋体" w:eastAsia="宋体" w:hAnsi="宋体" w:cs="Arial"/>
-          <w:sz w:val="24"/>
-        </w:rPr>
-        <w:t>基于需求分析中的 ER 模型，数据库设计遵循第三范式，核心表结构如下：</w:t>
-      </w:r>
+        <w:t>五、核心业务流程设计</w:t>
+      </w:r>
+      <w:bookmarkEnd w:id="12"/>
     </w:p>
     <w:p>
       <w:pPr>
@@ -2360,6 +2009,472 @@
           <w:sz w:val="24"/>
         </w:rPr>
       </w:pPr>
+      <w:bookmarkStart w:id="13" w:name="heading_13"/>
+      <w:r>
+        <w:rPr>
+          <w:rFonts w:ascii="宋体" w:eastAsia="宋体" w:hAnsi="宋体" w:cs="Arial"/>
+          <w:b/>
+          <w:sz w:val="24"/>
+        </w:rPr>
+        <w:t>1. 日记撰写 + 情感分析完整流程</w:t>
+      </w:r>
+      <w:bookmarkEnd w:id="13"/>
+    </w:p>
+    <w:p>
+      <w:pPr>
+        <w:spacing w:before="120" w:after="120" w:line="288" w:lineRule="auto"/>
+        <w:rPr>
+          <w:rFonts w:ascii="宋体" w:eastAsia="宋体" w:hAnsi="宋体" w:hint="eastAsia"/>
+          <w:sz w:val="24"/>
+        </w:rPr>
+      </w:pPr>
+      <w:r>
+        <w:rPr>
+          <w:rFonts w:ascii="宋体" w:eastAsia="宋体" w:hAnsi="宋体" w:cs="Arial"/>
+          <w:sz w:val="24"/>
+        </w:rPr>
+        <w:t>用户进入日记编辑页 → 输入内容/语音转文字 → 点击保存</w:t>
+      </w:r>
+    </w:p>
+    <w:p>
+      <w:pPr>
+        <w:spacing w:before="120" w:after="120" w:line="288" w:lineRule="auto"/>
+        <w:rPr>
+          <w:rFonts w:ascii="宋体" w:eastAsia="宋体" w:hAnsi="宋体" w:hint="eastAsia"/>
+          <w:sz w:val="24"/>
+        </w:rPr>
+      </w:pPr>
+      <w:r>
+        <w:rPr>
+          <w:rFonts w:ascii="宋体" w:eastAsia="宋体" w:hAnsi="宋体" w:cs="Arial"/>
+          <w:sz w:val="24"/>
+        </w:rPr>
+        <w:t xml:space="preserve">    ↓</w:t>
+      </w:r>
+    </w:p>
+    <w:p>
+      <w:pPr>
+        <w:spacing w:before="120" w:after="120" w:line="288" w:lineRule="auto"/>
+        <w:rPr>
+          <w:rFonts w:ascii="宋体" w:eastAsia="宋体" w:hAnsi="宋体" w:hint="eastAsia"/>
+          <w:sz w:val="24"/>
+        </w:rPr>
+      </w:pPr>
+      <w:r>
+        <w:rPr>
+          <w:rFonts w:ascii="宋体" w:eastAsia="宋体" w:hAnsi="宋体" w:cs="Arial"/>
+          <w:sz w:val="24"/>
+        </w:rPr>
+        <w:t>Controller层触发情感分析 → 调用Model层情感分析工具类</w:t>
+      </w:r>
+    </w:p>
+    <w:p>
+      <w:pPr>
+        <w:spacing w:before="120" w:after="120" w:line="288" w:lineRule="auto"/>
+        <w:rPr>
+          <w:rFonts w:ascii="宋体" w:eastAsia="宋体" w:hAnsi="宋体" w:hint="eastAsia"/>
+          <w:sz w:val="24"/>
+        </w:rPr>
+      </w:pPr>
+      <w:r>
+        <w:rPr>
+          <w:rFonts w:ascii="宋体" w:eastAsia="宋体" w:hAnsi="宋体" w:cs="Arial"/>
+          <w:sz w:val="24"/>
+        </w:rPr>
+        <w:t xml:space="preserve">    ↓</w:t>
+      </w:r>
+    </w:p>
+    <w:p>
+      <w:pPr>
+        <w:spacing w:before="120" w:after="120" w:line="288" w:lineRule="auto"/>
+        <w:rPr>
+          <w:rFonts w:ascii="宋体" w:eastAsia="宋体" w:hAnsi="宋体" w:hint="eastAsia"/>
+          <w:sz w:val="24"/>
+        </w:rPr>
+      </w:pPr>
+      <w:r>
+        <w:rPr>
+          <w:rFonts w:ascii="宋体" w:eastAsia="宋体" w:hAnsi="宋体" w:cs="Arial"/>
+          <w:sz w:val="24"/>
+        </w:rPr>
+        <w:t>生成情感标签/分数 → 封装Diary实体类 → 调用</w:t>
+      </w:r>
+      <w:proofErr w:type="spellStart"/>
+      <w:r>
+        <w:rPr>
+          <w:rFonts w:ascii="宋体" w:eastAsia="宋体" w:hAnsi="宋体" w:cs="Arial"/>
+          <w:sz w:val="24"/>
+        </w:rPr>
+        <w:t>DBHelper</w:t>
+      </w:r>
+      <w:proofErr w:type="spellEnd"/>
+      <w:r>
+        <w:rPr>
+          <w:rFonts w:ascii="宋体" w:eastAsia="宋体" w:hAnsi="宋体" w:cs="Arial"/>
+          <w:sz w:val="24"/>
+        </w:rPr>
+        <w:t>存储</w:t>
+      </w:r>
+    </w:p>
+    <w:p>
+      <w:pPr>
+        <w:spacing w:before="120" w:after="120" w:line="288" w:lineRule="auto"/>
+        <w:rPr>
+          <w:rFonts w:ascii="宋体" w:eastAsia="宋体" w:hAnsi="宋体" w:hint="eastAsia"/>
+          <w:sz w:val="24"/>
+        </w:rPr>
+      </w:pPr>
+      <w:r>
+        <w:rPr>
+          <w:rFonts w:ascii="宋体" w:eastAsia="宋体" w:hAnsi="宋体" w:cs="Arial"/>
+          <w:sz w:val="24"/>
+        </w:rPr>
+        <w:t xml:space="preserve">    ↓</w:t>
+      </w:r>
+    </w:p>
+    <w:p>
+      <w:pPr>
+        <w:spacing w:before="120" w:after="120" w:line="288" w:lineRule="auto"/>
+        <w:rPr>
+          <w:rFonts w:ascii="宋体" w:eastAsia="宋体" w:hAnsi="宋体" w:hint="eastAsia"/>
+          <w:sz w:val="24"/>
+        </w:rPr>
+      </w:pPr>
+      <w:r>
+        <w:rPr>
+          <w:rFonts w:ascii="宋体" w:eastAsia="宋体" w:hAnsi="宋体" w:cs="Arial"/>
+          <w:sz w:val="24"/>
+        </w:rPr>
+        <w:lastRenderedPageBreak/>
+        <w:t>反馈成功信息 → View</w:t>
+      </w:r>
+      <w:proofErr w:type="gramStart"/>
+      <w:r>
+        <w:rPr>
+          <w:rFonts w:ascii="宋体" w:eastAsia="宋体" w:hAnsi="宋体" w:cs="Arial"/>
+          <w:sz w:val="24"/>
+        </w:rPr>
+        <w:t>层展示</w:t>
+      </w:r>
+      <w:proofErr w:type="gramEnd"/>
+      <w:r>
+        <w:rPr>
+          <w:rFonts w:ascii="宋体" w:eastAsia="宋体" w:hAnsi="宋体" w:cs="Arial"/>
+          <w:sz w:val="24"/>
+        </w:rPr>
+        <w:t>结果+跳转列表页</w:t>
+      </w:r>
+    </w:p>
+    <w:p>
+      <w:pPr>
+        <w:spacing w:before="120" w:after="120" w:line="288" w:lineRule="auto"/>
+        <w:rPr>
+          <w:rFonts w:ascii="宋体" w:eastAsia="宋体" w:hAnsi="宋体" w:hint="eastAsia"/>
+          <w:sz w:val="24"/>
+        </w:rPr>
+      </w:pPr>
+      <w:r>
+        <w:rPr>
+          <w:rFonts w:ascii="宋体" w:eastAsia="宋体" w:hAnsi="宋体" w:cs="Arial"/>
+          <w:sz w:val="24"/>
+        </w:rPr>
+        <w:t xml:space="preserve">    ↓</w:t>
+      </w:r>
+    </w:p>
+    <w:p>
+      <w:pPr>
+        <w:spacing w:before="120" w:after="120" w:line="288" w:lineRule="auto"/>
+        <w:rPr>
+          <w:rFonts w:ascii="宋体" w:eastAsia="宋体" w:hAnsi="宋体" w:cs="Arial"/>
+          <w:sz w:val="24"/>
+        </w:rPr>
+      </w:pPr>
+      <w:r>
+        <w:rPr>
+          <w:rFonts w:ascii="宋体" w:eastAsia="宋体" w:hAnsi="宋体" w:cs="Arial"/>
+          <w:sz w:val="24"/>
+        </w:rPr>
+        <w:t>同步更新情感统计数据 → 触发个性化推荐/主题切换</w:t>
+      </w:r>
+    </w:p>
+    <w:p>
+      <w:pPr>
+        <w:spacing w:before="120" w:after="120" w:line="288" w:lineRule="auto"/>
+        <w:rPr>
+          <w:rFonts w:ascii="宋体" w:eastAsia="宋体" w:hAnsi="宋体" w:hint="eastAsia"/>
+          <w:sz w:val="24"/>
+        </w:rPr>
+      </w:pPr>
+    </w:p>
+    <w:p>
+      <w:pPr>
+        <w:spacing w:before="320" w:after="120" w:line="288" w:lineRule="auto"/>
+        <w:outlineLvl w:val="1"/>
+        <w:rPr>
+          <w:rFonts w:ascii="宋体" w:eastAsia="宋体" w:hAnsi="宋体" w:hint="eastAsia"/>
+          <w:sz w:val="24"/>
+        </w:rPr>
+      </w:pPr>
+      <w:bookmarkStart w:id="14" w:name="heading_14"/>
+      <w:r>
+        <w:rPr>
+          <w:rFonts w:ascii="宋体" w:eastAsia="宋体" w:hAnsi="宋体" w:cs="Arial"/>
+          <w:b/>
+          <w:sz w:val="24"/>
+        </w:rPr>
+        <w:t>2. 用户登录流程</w:t>
+      </w:r>
+      <w:bookmarkEnd w:id="14"/>
+    </w:p>
+    <w:p>
+      <w:pPr>
+        <w:spacing w:before="120" w:after="120" w:line="288" w:lineRule="auto"/>
+        <w:rPr>
+          <w:rFonts w:ascii="宋体" w:eastAsia="宋体" w:hAnsi="宋体" w:hint="eastAsia"/>
+          <w:sz w:val="24"/>
+        </w:rPr>
+      </w:pPr>
+      <w:r>
+        <w:rPr>
+          <w:rFonts w:ascii="宋体" w:eastAsia="宋体" w:hAnsi="宋体" w:cs="Arial"/>
+          <w:sz w:val="24"/>
+        </w:rPr>
+        <w:t>用户打开APP → 检测是否自动登录（</w:t>
+      </w:r>
+      <w:proofErr w:type="spellStart"/>
+      <w:r>
+        <w:rPr>
+          <w:rFonts w:ascii="宋体" w:eastAsia="宋体" w:hAnsi="宋体" w:cs="Arial"/>
+          <w:sz w:val="24"/>
+        </w:rPr>
+        <w:t>SharedPreferences</w:t>
+      </w:r>
+      <w:proofErr w:type="spellEnd"/>
+      <w:r>
+        <w:rPr>
+          <w:rFonts w:ascii="宋体" w:eastAsia="宋体" w:hAnsi="宋体" w:cs="Arial"/>
+          <w:sz w:val="24"/>
+        </w:rPr>
+        <w:t>）</w:t>
+      </w:r>
+    </w:p>
+    <w:p>
+      <w:pPr>
+        <w:spacing w:before="120" w:after="120" w:line="288" w:lineRule="auto"/>
+        <w:rPr>
+          <w:rFonts w:ascii="宋体" w:eastAsia="宋体" w:hAnsi="宋体" w:hint="eastAsia"/>
+          <w:sz w:val="24"/>
+        </w:rPr>
+      </w:pPr>
+      <w:r>
+        <w:rPr>
+          <w:rFonts w:ascii="宋体" w:eastAsia="宋体" w:hAnsi="宋体" w:cs="Arial"/>
+          <w:sz w:val="24"/>
+        </w:rPr>
+        <w:t xml:space="preserve">    ↓</w:t>
+      </w:r>
+    </w:p>
+    <w:p>
+      <w:pPr>
+        <w:spacing w:before="120" w:after="120" w:line="288" w:lineRule="auto"/>
+        <w:rPr>
+          <w:rFonts w:ascii="宋体" w:eastAsia="宋体" w:hAnsi="宋体" w:hint="eastAsia"/>
+          <w:sz w:val="24"/>
+        </w:rPr>
+      </w:pPr>
+      <w:r>
+        <w:rPr>
+          <w:rFonts w:ascii="宋体" w:eastAsia="宋体" w:hAnsi="宋体" w:cs="Arial"/>
+          <w:sz w:val="24"/>
+        </w:rPr>
+        <w:t>是 → 直接进入主界面 | 否 → 跳转登录页</w:t>
+      </w:r>
+    </w:p>
+    <w:p>
+      <w:pPr>
+        <w:spacing w:before="120" w:after="120" w:line="288" w:lineRule="auto"/>
+        <w:rPr>
+          <w:rFonts w:ascii="宋体" w:eastAsia="宋体" w:hAnsi="宋体" w:hint="eastAsia"/>
+          <w:sz w:val="24"/>
+        </w:rPr>
+      </w:pPr>
+      <w:r>
+        <w:rPr>
+          <w:rFonts w:ascii="宋体" w:eastAsia="宋体" w:hAnsi="宋体" w:cs="Arial"/>
+          <w:sz w:val="24"/>
+        </w:rPr>
+        <w:t xml:space="preserve">    ↓</w:t>
+      </w:r>
+    </w:p>
+    <w:p>
+      <w:pPr>
+        <w:spacing w:before="120" w:after="120" w:line="288" w:lineRule="auto"/>
+        <w:rPr>
+          <w:rFonts w:ascii="宋体" w:eastAsia="宋体" w:hAnsi="宋体" w:hint="eastAsia"/>
+          <w:sz w:val="24"/>
+        </w:rPr>
+      </w:pPr>
+      <w:r>
+        <w:rPr>
+          <w:rFonts w:ascii="宋体" w:eastAsia="宋体" w:hAnsi="宋体" w:cs="Arial"/>
+          <w:sz w:val="24"/>
+        </w:rPr>
+        <w:t>输入账号密码 → 验证（Controller层查询用户表）</w:t>
+      </w:r>
+    </w:p>
+    <w:p>
+      <w:pPr>
+        <w:spacing w:before="120" w:after="120" w:line="288" w:lineRule="auto"/>
+        <w:rPr>
+          <w:rFonts w:ascii="宋体" w:eastAsia="宋体" w:hAnsi="宋体" w:hint="eastAsia"/>
+          <w:sz w:val="24"/>
+        </w:rPr>
+      </w:pPr>
+      <w:r>
+        <w:rPr>
+          <w:rFonts w:ascii="宋体" w:eastAsia="宋体" w:hAnsi="宋体" w:cs="Arial"/>
+          <w:sz w:val="24"/>
+        </w:rPr>
+        <w:t xml:space="preserve">    ↓</w:t>
+      </w:r>
+    </w:p>
+    <w:p>
+      <w:pPr>
+        <w:spacing w:before="120" w:after="120" w:line="288" w:lineRule="auto"/>
+        <w:rPr>
+          <w:rFonts w:ascii="宋体" w:eastAsia="宋体" w:hAnsi="宋体" w:cs="Arial"/>
+          <w:sz w:val="24"/>
+        </w:rPr>
+      </w:pPr>
+      <w:r>
+        <w:rPr>
+          <w:rFonts w:ascii="宋体" w:eastAsia="宋体" w:hAnsi="宋体" w:cs="Arial"/>
+          <w:sz w:val="24"/>
+        </w:rPr>
+        <w:t>验证成功 → 存储登录状态 → 进入主界面 | 验证失败 → 展示错误提示</w:t>
+      </w:r>
+    </w:p>
+    <w:p>
+      <w:pPr>
+        <w:spacing w:before="120" w:after="120" w:line="288" w:lineRule="auto"/>
+        <w:rPr>
+          <w:rFonts w:ascii="宋体" w:eastAsia="宋体" w:hAnsi="宋体" w:hint="eastAsia"/>
+          <w:sz w:val="24"/>
+        </w:rPr>
+      </w:pPr>
+    </w:p>
+    <w:p>
+      <w:pPr>
+        <w:spacing w:before="380" w:after="140" w:line="288" w:lineRule="auto"/>
+        <w:outlineLvl w:val="0"/>
+        <w:rPr>
+          <w:rFonts w:ascii="宋体" w:eastAsia="宋体" w:hAnsi="宋体" w:cs="Arial" w:hint="eastAsia"/>
+          <w:b/>
+          <w:sz w:val="28"/>
+          <w:szCs w:val="28"/>
+        </w:rPr>
+      </w:pPr>
+      <w:bookmarkStart w:id="15" w:name="heading_15"/>
+      <w:r>
+        <w:rPr>
+          <w:rFonts w:ascii="宋体" w:eastAsia="宋体" w:hAnsi="宋体" w:cs="Arial"/>
+          <w:b/>
+          <w:sz w:val="28"/>
+          <w:szCs w:val="28"/>
+        </w:rPr>
+        <w:t>六、数据库概要设计（对应 ER 模型）</w:t>
+      </w:r>
+      <w:bookmarkEnd w:id="15"/>
+    </w:p>
+    <w:p>
+      <w:pPr>
+        <w:spacing w:before="120" w:after="120" w:line="288" w:lineRule="auto"/>
+        <w:rPr>
+          <w:rFonts w:ascii="宋体" w:eastAsia="宋体" w:hAnsi="宋体" w:cs="Arial" w:hint="eastAsia"/>
+          <w:b/>
+          <w:bCs/>
+          <w:sz w:val="24"/>
+        </w:rPr>
+      </w:pPr>
+      <w:r>
+        <w:rPr>
+          <w:rFonts w:ascii="宋体" w:eastAsia="宋体" w:hAnsi="宋体" w:cs="Arial"/>
+          <w:b/>
+          <w:bCs/>
+          <w:sz w:val="24"/>
+        </w:rPr>
+        <w:lastRenderedPageBreak/>
+        <w:drawing>
+          <wp:inline distT="0" distB="0" distL="0" distR="0" wp14:anchorId="29FCCCF4" wp14:editId="35B3943B">
+            <wp:extent cx="4899096" cy="4495800"/>
+            <wp:effectExtent l="0" t="0" r="0" b="0"/>
+            <wp:docPr id="1874322032" name="图片 1"/>
+            <wp:cNvGraphicFramePr>
+              <a:graphicFrameLocks xmlns:a="http://schemas.openxmlformats.org/drawingml/2006/main" noChangeAspect="1"/>
+            </wp:cNvGraphicFramePr>
+            <a:graphic xmlns:a="http://schemas.openxmlformats.org/drawingml/2006/main">
+              <a:graphicData uri="http://schemas.openxmlformats.org/drawingml/2006/picture">
+                <pic:pic xmlns:pic="http://schemas.openxmlformats.org/drawingml/2006/picture">
+                  <pic:nvPicPr>
+                    <pic:cNvPr id="1874322032" name=""/>
+                    <pic:cNvPicPr/>
+                  </pic:nvPicPr>
+                  <pic:blipFill rotWithShape="1">
+                    <a:blip r:embed="rId7"/>
+                    <a:srcRect l="2775" r="7532"/>
+                    <a:stretch>
+                      <a:fillRect/>
+                    </a:stretch>
+                  </pic:blipFill>
+                  <pic:spPr bwMode="auto">
+                    <a:xfrm>
+                      <a:off x="0" y="0"/>
+                      <a:ext cx="4901234" cy="4497762"/>
+                    </a:xfrm>
+                    <a:prstGeom prst="rect">
+                      <a:avLst/>
+                    </a:prstGeom>
+                    <a:ln>
+                      <a:noFill/>
+                    </a:ln>
+                    <a:extLst>
+                      <a:ext uri="{53640926-AAD7-44D8-BBD7-CCE9431645EC}">
+                        <a14:shadowObscured xmlns:a14="http://schemas.microsoft.com/office/drawing/2010/main"/>
+                      </a:ext>
+                    </a:extLst>
+                  </pic:spPr>
+                </pic:pic>
+              </a:graphicData>
+            </a:graphic>
+          </wp:inline>
+        </w:drawing>
+      </w:r>
+    </w:p>
+    <w:p>
+      <w:pPr>
+        <w:spacing w:before="120" w:after="120" w:line="288" w:lineRule="auto"/>
+        <w:rPr>
+          <w:rFonts w:ascii="宋体" w:eastAsia="宋体" w:hAnsi="宋体" w:hint="eastAsia"/>
+          <w:sz w:val="24"/>
+        </w:rPr>
+      </w:pPr>
+      <w:r>
+        <w:rPr>
+          <w:rFonts w:ascii="宋体" w:eastAsia="宋体" w:hAnsi="宋体" w:cs="Arial"/>
+          <w:sz w:val="24"/>
+        </w:rPr>
+        <w:t>基于需求分析中的 ER 模型，数据库设计遵循第三范式，核心表结构如下：</w:t>
+      </w:r>
+    </w:p>
+    <w:p>
+      <w:pPr>
+        <w:spacing w:before="320" w:after="120" w:line="288" w:lineRule="auto"/>
+        <w:outlineLvl w:val="1"/>
+        <w:rPr>
+          <w:rFonts w:ascii="宋体" w:eastAsia="宋体" w:hAnsi="宋体" w:hint="eastAsia"/>
+          <w:sz w:val="24"/>
+        </w:rPr>
+      </w:pPr>
       <w:bookmarkStart w:id="16" w:name="heading_16"/>
       <w:r>
         <w:rPr>
@@ -2384,6 +2499,7 @@
           <w:rFonts w:ascii="宋体" w:eastAsia="宋体" w:hAnsi="宋体" w:cs="Arial"/>
           <w:sz w:val="24"/>
         </w:rPr>
+        <w:lastRenderedPageBreak/>
         <w:t>• 实体User → 表</w:t>
       </w:r>
       <w:proofErr w:type="spellStart"/>
@@ -2481,12 +2597,6 @@
         <w:gridCol w:w="1650"/>
       </w:tblGrid>
       <w:tr>
-        <w:tblPrEx>
-          <w:tblCellMar>
-            <w:top w:w="0" w:type="dxa"/>
-            <w:bottom w:w="0" w:type="dxa"/>
-          </w:tblCellMar>
-        </w:tblPrEx>
         <w:tc>
           <w:tcPr>
             <w:tcW w:w="1650" w:type="dxa"/>
@@ -2624,12 +2734,6 @@
         </w:tc>
       </w:tr>
       <w:tr>
-        <w:tblPrEx>
-          <w:tblCellMar>
-            <w:top w:w="0" w:type="dxa"/>
-            <w:bottom w:w="0" w:type="dxa"/>
-          </w:tblCellMar>
-        </w:tblPrEx>
         <w:tc>
           <w:tcPr>
             <w:tcW w:w="1650" w:type="dxa"/>
@@ -2774,7 +2878,6 @@
                 <w:rFonts w:ascii="宋体" w:eastAsia="宋体" w:hAnsi="宋体" w:cs="Arial"/>
                 <w:sz w:val="24"/>
               </w:rPr>
-              <w:lastRenderedPageBreak/>
               <w:t>diary_table</w:t>
             </w:r>
             <w:proofErr w:type="spellEnd"/>
@@ -2789,12 +2892,6 @@
         </w:tc>
       </w:tr>
       <w:tr>
-        <w:tblPrEx>
-          <w:tblCellMar>
-            <w:top w:w="0" w:type="dxa"/>
-            <w:bottom w:w="0" w:type="dxa"/>
-          </w:tblCellMar>
-        </w:tblPrEx>
         <w:tc>
           <w:tcPr>
             <w:tcW w:w="1650" w:type="dxa"/>
@@ -2926,12 +3023,6 @@
         </w:tc>
       </w:tr>
       <w:tr>
-        <w:tblPrEx>
-          <w:tblCellMar>
-            <w:top w:w="0" w:type="dxa"/>
-            <w:bottom w:w="0" w:type="dxa"/>
-          </w:tblCellMar>
-        </w:tblPrEx>
         <w:tc>
           <w:tcPr>
             <w:tcW w:w="1650" w:type="dxa"/>
@@ -3063,12 +3154,6 @@
         </w:tc>
       </w:tr>
       <w:tr>
-        <w:tblPrEx>
-          <w:tblCellMar>
-            <w:top w:w="0" w:type="dxa"/>
-            <w:bottom w:w="0" w:type="dxa"/>
-          </w:tblCellMar>
-        </w:tblPrEx>
         <w:tc>
           <w:tcPr>
             <w:tcW w:w="1650" w:type="dxa"/>
@@ -3202,12 +3287,6 @@
         </w:tc>
       </w:tr>
       <w:tr>
-        <w:tblPrEx>
-          <w:tblCellMar>
-            <w:top w:w="0" w:type="dxa"/>
-            <w:bottom w:w="0" w:type="dxa"/>
-          </w:tblCellMar>
-        </w:tblPrEx>
         <w:tc>
           <w:tcPr>
             <w:tcW w:w="1650" w:type="dxa"/>
@@ -3350,12 +3429,6 @@
         </w:tc>
       </w:tr>
       <w:tr>
-        <w:tblPrEx>
-          <w:tblCellMar>
-            <w:top w:w="0" w:type="dxa"/>
-            <w:bottom w:w="0" w:type="dxa"/>
-          </w:tblCellMar>
-        </w:tblPrEx>
         <w:tc>
           <w:tcPr>
             <w:tcW w:w="1650" w:type="dxa"/>
@@ -3498,12 +3571,6 @@
         </w:tc>
       </w:tr>
       <w:tr>
-        <w:tblPrEx>
-          <w:tblCellMar>
-            <w:top w:w="0" w:type="dxa"/>
-            <w:bottom w:w="0" w:type="dxa"/>
-          </w:tblCellMar>
-        </w:tblPrEx>
         <w:tc>
           <w:tcPr>
             <w:tcW w:w="1650" w:type="dxa"/>
@@ -3635,12 +3702,6 @@
         </w:tc>
       </w:tr>
       <w:tr>
-        <w:tblPrEx>
-          <w:tblCellMar>
-            <w:top w:w="0" w:type="dxa"/>
-            <w:bottom w:w="0" w:type="dxa"/>
-          </w:tblCellMar>
-        </w:tblPrEx>
         <w:tc>
           <w:tcPr>
             <w:tcW w:w="1650" w:type="dxa"/>
@@ -3774,12 +3835,6 @@
         </w:tc>
       </w:tr>
       <w:tr>
-        <w:tblPrEx>
-          <w:tblCellMar>
-            <w:top w:w="0" w:type="dxa"/>
-            <w:bottom w:w="0" w:type="dxa"/>
-          </w:tblCellMar>
-        </w:tblPrEx>
         <w:tc>
           <w:tcPr>
             <w:tcW w:w="1650" w:type="dxa"/>
@@ -3911,12 +3966,6 @@
         </w:tc>
       </w:tr>
       <w:tr>
-        <w:tblPrEx>
-          <w:tblCellMar>
-            <w:top w:w="0" w:type="dxa"/>
-            <w:bottom w:w="0" w:type="dxa"/>
-          </w:tblCellMar>
-        </w:tblPrEx>
         <w:tc>
           <w:tcPr>
             <w:tcW w:w="1650" w:type="dxa"/>
@@ -4215,12 +4264,6 @@
         <w:gridCol w:w="3000"/>
       </w:tblGrid>
       <w:tr>
-        <w:tblPrEx>
-          <w:tblCellMar>
-            <w:top w:w="0" w:type="dxa"/>
-            <w:bottom w:w="0" w:type="dxa"/>
-          </w:tblCellMar>
-        </w:tblPrEx>
         <w:tc>
           <w:tcPr>
             <w:tcW w:w="3000" w:type="dxa"/>
@@ -4277,12 +4320,6 @@
         </w:tc>
       </w:tr>
       <w:tr>
-        <w:tblPrEx>
-          <w:tblCellMar>
-            <w:top w:w="0" w:type="dxa"/>
-            <w:bottom w:w="0" w:type="dxa"/>
-          </w:tblCellMar>
-        </w:tblPrEx>
         <w:tc>
           <w:tcPr>
             <w:tcW w:w="3000" w:type="dxa"/>
@@ -4341,7 +4378,15 @@
                 <w:rFonts w:ascii="宋体" w:eastAsia="宋体" w:hAnsi="宋体" w:cs="Arial"/>
                 <w:sz w:val="24"/>
               </w:rPr>
-              <w:t>稳定版</w:t>
+              <w:t>稳</w:t>
+            </w:r>
+            <w:r>
+              <w:rPr>
+                <w:rFonts w:ascii="宋体" w:eastAsia="宋体" w:hAnsi="宋体" w:cs="Arial"/>
+                <w:sz w:val="24"/>
+              </w:rPr>
+              <w:lastRenderedPageBreak/>
+              <w:t>定版</w:t>
             </w:r>
             <w:proofErr w:type="gramEnd"/>
             <w:r>
@@ -4355,12 +4400,6 @@
         </w:tc>
       </w:tr>
       <w:tr>
-        <w:tblPrEx>
-          <w:tblCellMar>
-            <w:top w:w="0" w:type="dxa"/>
-            <w:bottom w:w="0" w:type="dxa"/>
-          </w:tblCellMar>
-        </w:tblPrEx>
         <w:tc>
           <w:tcPr>
             <w:tcW w:w="3000" w:type="dxa"/>
@@ -4384,6 +4423,7 @@
                 <w:rFonts w:ascii="宋体" w:eastAsia="宋体" w:hAnsi="宋体" w:cs="Arial"/>
                 <w:sz w:val="24"/>
               </w:rPr>
+              <w:lastRenderedPageBreak/>
               <w:t>编程语言</w:t>
             </w:r>
           </w:p>
@@ -4417,12 +4457,6 @@
         </w:tc>
       </w:tr>
       <w:tr>
-        <w:tblPrEx>
-          <w:tblCellMar>
-            <w:top w:w="0" w:type="dxa"/>
-            <w:bottom w:w="0" w:type="dxa"/>
-          </w:tblCellMar>
-        </w:tblPrEx>
         <w:tc>
           <w:tcPr>
             <w:tcW w:w="3000" w:type="dxa"/>
@@ -4487,26 +4521,12 @@
                 <w:rFonts w:ascii="宋体" w:eastAsia="宋体" w:hAnsi="宋体" w:cs="Arial"/>
                 <w:sz w:val="24"/>
               </w:rPr>
-              <w:t xml:space="preserve">），目标 Android </w:t>
-            </w:r>
-            <w:r>
-              <w:rPr>
-                <w:rFonts w:ascii="宋体" w:eastAsia="宋体" w:hAnsi="宋体" w:cs="Arial"/>
-                <w:sz w:val="24"/>
-              </w:rPr>
-              <w:lastRenderedPageBreak/>
-              <w:t>13.0</w:t>
+              <w:t>），目标 Android 13.0</w:t>
             </w:r>
           </w:p>
         </w:tc>
       </w:tr>
       <w:tr>
-        <w:tblPrEx>
-          <w:tblCellMar>
-            <w:top w:w="0" w:type="dxa"/>
-            <w:bottom w:w="0" w:type="dxa"/>
-          </w:tblCellMar>
-        </w:tblPrEx>
         <w:tc>
           <w:tcPr>
             <w:tcW w:w="3000" w:type="dxa"/>
@@ -4530,7 +4550,6 @@
                 <w:rFonts w:ascii="宋体" w:eastAsia="宋体" w:hAnsi="宋体" w:cs="Arial"/>
                 <w:sz w:val="24"/>
               </w:rPr>
-              <w:lastRenderedPageBreak/>
               <w:t>版本控制</w:t>
             </w:r>
           </w:p>
@@ -4608,12 +4627,6 @@
         <w:gridCol w:w="2760"/>
       </w:tblGrid>
       <w:tr>
-        <w:tblPrEx>
-          <w:tblCellMar>
-            <w:top w:w="0" w:type="dxa"/>
-            <w:bottom w:w="0" w:type="dxa"/>
-          </w:tblCellMar>
-        </w:tblPrEx>
         <w:tc>
           <w:tcPr>
             <w:tcW w:w="2760" w:type="dxa"/>
@@ -4697,12 +4710,6 @@
         </w:tc>
       </w:tr>
       <w:tr>
-        <w:tblPrEx>
-          <w:tblCellMar>
-            <w:top w:w="0" w:type="dxa"/>
-            <w:bottom w:w="0" w:type="dxa"/>
-          </w:tblCellMar>
-        </w:tblPrEx>
         <w:tc>
           <w:tcPr>
             <w:tcW w:w="2760" w:type="dxa"/>
@@ -4795,12 +4802,6 @@
         </w:tc>
       </w:tr>
       <w:tr>
-        <w:tblPrEx>
-          <w:tblCellMar>
-            <w:top w:w="0" w:type="dxa"/>
-            <w:bottom w:w="0" w:type="dxa"/>
-          </w:tblCellMar>
-        </w:tblPrEx>
         <w:tc>
           <w:tcPr>
             <w:tcW w:w="2760" w:type="dxa"/>
@@ -4900,12 +4901,6 @@
         </w:tc>
       </w:tr>
       <w:tr>
-        <w:tblPrEx>
-          <w:tblCellMar>
-            <w:top w:w="0" w:type="dxa"/>
-            <w:bottom w:w="0" w:type="dxa"/>
-          </w:tblCellMar>
-        </w:tblPrEx>
         <w:tc>
           <w:tcPr>
             <w:tcW w:w="2760" w:type="dxa"/>
@@ -4989,12 +4984,6 @@
         </w:tc>
       </w:tr>
       <w:tr>
-        <w:tblPrEx>
-          <w:tblCellMar>
-            <w:top w:w="0" w:type="dxa"/>
-            <w:bottom w:w="0" w:type="dxa"/>
-          </w:tblCellMar>
-        </w:tblPrEx>
         <w:tc>
           <w:tcPr>
             <w:tcW w:w="2760" w:type="dxa"/>
@@ -5018,6 +5007,7 @@
                 <w:rFonts w:ascii="宋体" w:eastAsia="宋体" w:hAnsi="宋体" w:cs="Arial"/>
                 <w:sz w:val="24"/>
               </w:rPr>
+              <w:lastRenderedPageBreak/>
               <w:t>图片加载</w:t>
             </w:r>
           </w:p>
@@ -5078,12 +5068,6 @@
         </w:tc>
       </w:tr>
       <w:tr>
-        <w:tblPrEx>
-          <w:tblCellMar>
-            <w:top w:w="0" w:type="dxa"/>
-            <w:bottom w:w="0" w:type="dxa"/>
-          </w:tblCellMar>
-        </w:tblPrEx>
         <w:tc>
           <w:tcPr>
             <w:tcW w:w="2760" w:type="dxa"/>
@@ -5185,12 +5169,6 @@
         </w:tc>
       </w:tr>
       <w:tr>
-        <w:tblPrEx>
-          <w:tblCellMar>
-            <w:top w:w="0" w:type="dxa"/>
-            <w:bottom w:w="0" w:type="dxa"/>
-          </w:tblCellMar>
-        </w:tblPrEx>
         <w:tc>
           <w:tcPr>
             <w:tcW w:w="2760" w:type="dxa"/>
@@ -5214,7 +5192,6 @@
                 <w:rFonts w:ascii="宋体" w:eastAsia="宋体" w:hAnsi="宋体" w:cs="Arial"/>
                 <w:sz w:val="24"/>
               </w:rPr>
-              <w:lastRenderedPageBreak/>
               <w:t>数据存储</w:t>
             </w:r>
           </w:p>
@@ -5528,6 +5505,7 @@
           <w:rFonts w:ascii="宋体" w:eastAsia="宋体" w:hAnsi="宋体" w:cs="Arial"/>
           <w:sz w:val="24"/>
         </w:rPr>
+        <w:lastRenderedPageBreak/>
         <w:t>• 情感模块：</w:t>
       </w:r>
       <w:proofErr w:type="spellStart"/>
@@ -5644,7 +5622,6 @@
           <w:rFonts w:ascii="宋体" w:eastAsia="宋体" w:hAnsi="宋体" w:cs="Arial"/>
           <w:sz w:val="24"/>
         </w:rPr>
-        <w:lastRenderedPageBreak/>
         <w:t>• 开发后：提交代码前，先拉取最新代码，解决冲突，再提交推送。</w:t>
       </w:r>
     </w:p>
@@ -5823,6 +5800,7 @@
           <w:rFonts w:ascii="宋体" w:eastAsia="宋体" w:hAnsi="宋体" w:cs="Arial"/>
           <w:sz w:val="24"/>
         </w:rPr>
+        <w:lastRenderedPageBreak/>
         <w:t xml:space="preserve">• 界面自适应：采用 </w:t>
       </w:r>
       <w:proofErr w:type="spellStart"/>
@@ -5884,8 +5862,8 @@
       </w:pPr>
     </w:p>
     <w:sectPr>
-      <w:headerReference w:type="default" r:id="rId7"/>
-      <w:footerReference w:type="default" r:id="rId8"/>
+      <w:headerReference w:type="default" r:id="rId8"/>
+      <w:footerReference w:type="default" r:id="rId9"/>
       <w:pgSz w:w="16840" w:h="11905" w:orient="landscape"/>
       <w:pgMar w:top="1800" w:right="1440" w:bottom="1800" w:left="1440" w:header="720" w:footer="720" w:gutter="0"/>
       <w:cols w:space="720"/>

--- a/doc/概要设计.docx
+++ b/doc/概要设计.docx
@@ -428,55 +428,7 @@
                 <w:sz w:val="24"/>
               </w:rPr>
               <w:lastRenderedPageBreak/>
-              <w:t>（</w:t>
-            </w:r>
-            <w:proofErr w:type="spellStart"/>
-            <w:r>
-              <w:rPr>
-                <w:rFonts w:ascii="宋体" w:eastAsia="宋体" w:hAnsi="宋体" w:cs="Arial"/>
-                <w:sz w:val="24"/>
-              </w:rPr>
-              <w:t>UserManager</w:t>
-            </w:r>
-            <w:proofErr w:type="spellEnd"/>
-            <w:r>
-              <w:rPr>
-                <w:rFonts w:ascii="宋体" w:eastAsia="宋体" w:hAnsi="宋体" w:cs="Arial"/>
-                <w:sz w:val="24"/>
-              </w:rPr>
-              <w:t>、</w:t>
-            </w:r>
-            <w:proofErr w:type="spellStart"/>
-            <w:r>
-              <w:rPr>
-                <w:rFonts w:ascii="宋体" w:eastAsia="宋体" w:hAnsi="宋体" w:cs="Arial"/>
-                <w:sz w:val="24"/>
-              </w:rPr>
-              <w:t>DiaryManager</w:t>
-            </w:r>
-            <w:proofErr w:type="spellEnd"/>
-            <w:r>
-              <w:rPr>
-                <w:rFonts w:ascii="宋体" w:eastAsia="宋体" w:hAnsi="宋体" w:cs="Arial"/>
-                <w:sz w:val="24"/>
-              </w:rPr>
-              <w:t>、</w:t>
-            </w:r>
-            <w:proofErr w:type="spellStart"/>
-            <w:r>
-              <w:rPr>
-                <w:rFonts w:ascii="宋体" w:eastAsia="宋体" w:hAnsi="宋体" w:cs="Arial"/>
-                <w:sz w:val="24"/>
-              </w:rPr>
-              <w:t>EmotionAnalyzer</w:t>
-            </w:r>
-            <w:proofErr w:type="spellEnd"/>
-            <w:r>
-              <w:rPr>
-                <w:rFonts w:ascii="宋体" w:eastAsia="宋体" w:hAnsi="宋体" w:cs="Arial"/>
-                <w:sz w:val="24"/>
-              </w:rPr>
-              <w:t xml:space="preserve"> 等）</w:t>
+              <w:t>（UserManager、DiaryManager、EmotionAnalyzer 等）</w:t>
             </w:r>
           </w:p>
         </w:tc>
@@ -596,39 +548,7 @@
                 <w:rFonts w:ascii="宋体" w:eastAsia="宋体" w:hAnsi="宋体" w:cs="Arial"/>
                 <w:sz w:val="24"/>
               </w:rPr>
-              <w:t>数据库操作类（</w:t>
-            </w:r>
-            <w:proofErr w:type="spellStart"/>
-            <w:r>
-              <w:rPr>
-                <w:rFonts w:ascii="宋体" w:eastAsia="宋体" w:hAnsi="宋体" w:cs="Arial"/>
-                <w:sz w:val="24"/>
-              </w:rPr>
-              <w:t>DBHelper</w:t>
-            </w:r>
-            <w:proofErr w:type="spellEnd"/>
-            <w:r>
-              <w:rPr>
-                <w:rFonts w:ascii="宋体" w:eastAsia="宋体" w:hAnsi="宋体" w:cs="Arial"/>
-                <w:sz w:val="24"/>
-              </w:rPr>
-              <w:t>）、实体类（User、Diary）、工具类（</w:t>
-            </w:r>
-            <w:proofErr w:type="spellStart"/>
-            <w:r>
-              <w:rPr>
-                <w:rFonts w:ascii="宋体" w:eastAsia="宋体" w:hAnsi="宋体" w:cs="Arial"/>
-                <w:sz w:val="24"/>
-              </w:rPr>
-              <w:t>VoiceConverter</w:t>
-            </w:r>
-            <w:proofErr w:type="spellEnd"/>
-            <w:r>
-              <w:rPr>
-                <w:rFonts w:ascii="宋体" w:eastAsia="宋体" w:hAnsi="宋体" w:cs="Arial"/>
-                <w:sz w:val="24"/>
-              </w:rPr>
-              <w:t xml:space="preserve"> 等）</w:t>
+              <w:t>数据库操作类（DBHelper）、实体类（User、Diary）、工具类（VoiceConverter 等）</w:t>
             </w:r>
           </w:p>
         </w:tc>
@@ -1138,32 +1058,16 @@
       <w:pPr>
         <w:spacing w:before="120" w:after="120" w:line="288" w:lineRule="auto"/>
         <w:rPr>
-          <w:rFonts w:ascii="宋体" w:eastAsia="宋体" w:hAnsi="宋体" w:cs="Arial"/>
-          <w:sz w:val="24"/>
-        </w:rPr>
-      </w:pPr>
-      <w:r>
-        <w:rPr>
-          <w:rFonts w:ascii="宋体" w:eastAsia="宋体" w:hAnsi="宋体" w:cs="Arial"/>
-          <w:sz w:val="24"/>
-        </w:rPr>
-        <w:t>技术点：SQLite 用户表存储、密码加密（MD5）、</w:t>
-      </w:r>
-      <w:proofErr w:type="spellStart"/>
-      <w:r>
-        <w:rPr>
-          <w:rFonts w:ascii="宋体" w:eastAsia="宋体" w:hAnsi="宋体" w:cs="Arial"/>
-          <w:sz w:val="24"/>
-        </w:rPr>
-        <w:t>SharedPreferences</w:t>
-      </w:r>
-      <w:proofErr w:type="spellEnd"/>
-      <w:r>
-        <w:rPr>
-          <w:rFonts w:ascii="宋体" w:eastAsia="宋体" w:hAnsi="宋体" w:cs="Arial"/>
-          <w:sz w:val="24"/>
-        </w:rPr>
-        <w:t xml:space="preserve"> 存储配置信息。</w:t>
+          <w:rFonts w:ascii="宋体" w:eastAsia="宋体" w:hAnsi="宋体" w:cs="Arial" w:hint="eastAsia"/>
+          <w:sz w:val="24"/>
+        </w:rPr>
+      </w:pPr>
+      <w:r>
+        <w:rPr>
+          <w:rFonts w:ascii="宋体" w:eastAsia="宋体" w:hAnsi="宋体" w:cs="Arial"/>
+          <w:sz w:val="24"/>
+        </w:rPr>
+        <w:t>技术点：SQLite 用户表存储、密码加密（MD5）、SharedPreferences 存储配置信息。</w:t>
       </w:r>
     </w:p>
     <w:p>
@@ -1312,48 +1216,16 @@
       <w:pPr>
         <w:spacing w:before="120" w:after="120" w:line="288" w:lineRule="auto"/>
         <w:rPr>
-          <w:rFonts w:ascii="宋体" w:eastAsia="宋体" w:hAnsi="宋体" w:cs="Arial"/>
-          <w:sz w:val="24"/>
-        </w:rPr>
-      </w:pPr>
-      <w:r>
-        <w:rPr>
-          <w:rFonts w:ascii="宋体" w:eastAsia="宋体" w:hAnsi="宋体" w:cs="Arial"/>
-          <w:sz w:val="24"/>
-        </w:rPr>
-        <w:t>技术点：</w:t>
-      </w:r>
-      <w:proofErr w:type="spellStart"/>
-      <w:r>
-        <w:rPr>
-          <w:rFonts w:ascii="宋体" w:eastAsia="宋体" w:hAnsi="宋体" w:cs="Arial"/>
-          <w:sz w:val="24"/>
-        </w:rPr>
-        <w:t>ListView</w:t>
-      </w:r>
-      <w:proofErr w:type="spellEnd"/>
-      <w:r>
-        <w:rPr>
-          <w:rFonts w:ascii="宋体" w:eastAsia="宋体" w:hAnsi="宋体" w:cs="Arial"/>
-          <w:sz w:val="24"/>
-        </w:rPr>
-        <w:t>/</w:t>
-      </w:r>
-      <w:proofErr w:type="spellStart"/>
-      <w:r>
-        <w:rPr>
-          <w:rFonts w:ascii="宋体" w:eastAsia="宋体" w:hAnsi="宋体" w:cs="Arial"/>
-          <w:sz w:val="24"/>
-        </w:rPr>
-        <w:t>RecyclerView</w:t>
-      </w:r>
-      <w:proofErr w:type="spellEnd"/>
-      <w:r>
-        <w:rPr>
-          <w:rFonts w:ascii="宋体" w:eastAsia="宋体" w:hAnsi="宋体" w:cs="Arial"/>
-          <w:sz w:val="24"/>
-        </w:rPr>
-        <w:t xml:space="preserve"> 展示、搜索过滤逻辑、日记标签管理。</w:t>
+          <w:rFonts w:ascii="宋体" w:eastAsia="宋体" w:hAnsi="宋体" w:cs="Arial" w:hint="eastAsia"/>
+          <w:sz w:val="24"/>
+        </w:rPr>
+      </w:pPr>
+      <w:r>
+        <w:rPr>
+          <w:rFonts w:ascii="宋体" w:eastAsia="宋体" w:hAnsi="宋体" w:cs="Arial"/>
+          <w:sz w:val="24"/>
+        </w:rPr>
+        <w:t>技术点：ListView/RecyclerView 展示、搜索过滤逻辑、日记标签管理。</w:t>
       </w:r>
     </w:p>
     <w:p>
@@ -1469,32 +1341,16 @@
       <w:pPr>
         <w:spacing w:before="120" w:after="120" w:line="288" w:lineRule="auto"/>
         <w:rPr>
-          <w:rFonts w:ascii="宋体" w:eastAsia="宋体" w:hAnsi="宋体" w:cs="Arial"/>
-          <w:sz w:val="24"/>
-        </w:rPr>
-      </w:pPr>
-      <w:r>
-        <w:rPr>
-          <w:rFonts w:ascii="宋体" w:eastAsia="宋体" w:hAnsi="宋体" w:cs="Arial"/>
-          <w:sz w:val="24"/>
-        </w:rPr>
-        <w:t xml:space="preserve">技术点：Android </w:t>
-      </w:r>
-      <w:proofErr w:type="spellStart"/>
-      <w:r>
-        <w:rPr>
-          <w:rFonts w:ascii="宋体" w:eastAsia="宋体" w:hAnsi="宋体" w:cs="Arial"/>
-          <w:sz w:val="24"/>
-        </w:rPr>
-        <w:t>SpeechRecognizer</w:t>
-      </w:r>
-      <w:proofErr w:type="spellEnd"/>
-      <w:r>
-        <w:rPr>
-          <w:rFonts w:ascii="宋体" w:eastAsia="宋体" w:hAnsi="宋体" w:cs="Arial"/>
-          <w:sz w:val="24"/>
-        </w:rPr>
-        <w:t xml:space="preserve"> API、实时回调更新编辑框。</w:t>
+          <w:rFonts w:ascii="宋体" w:eastAsia="宋体" w:hAnsi="宋体" w:cs="Arial" w:hint="eastAsia"/>
+          <w:sz w:val="24"/>
+        </w:rPr>
+      </w:pPr>
+      <w:r>
+        <w:rPr>
+          <w:rFonts w:ascii="宋体" w:eastAsia="宋体" w:hAnsi="宋体" w:cs="Arial"/>
+          <w:sz w:val="24"/>
+        </w:rPr>
+        <w:t>技术点：Android SpeechRecognizer API、实时回调更新编辑框。</w:t>
       </w:r>
     </w:p>
     <w:p>
@@ -1620,30 +1476,14 @@
           <w:rFonts w:ascii="宋体" w:eastAsia="宋体" w:hAnsi="宋体" w:cs="Arial"/>
           <w:sz w:val="24"/>
         </w:rPr>
-        <w:t>• 情感统计（周 / 月维</w:t>
-      </w:r>
-      <w:proofErr w:type="gramStart"/>
-      <w:r>
-        <w:rPr>
-          <w:rFonts w:ascii="宋体" w:eastAsia="宋体" w:hAnsi="宋体" w:cs="Arial"/>
-          <w:sz w:val="24"/>
-        </w:rPr>
-        <w:t>度情绪</w:t>
-      </w:r>
-      <w:proofErr w:type="gramEnd"/>
-      <w:r>
-        <w:rPr>
-          <w:rFonts w:ascii="宋体" w:eastAsia="宋体" w:hAnsi="宋体" w:cs="Arial"/>
-          <w:sz w:val="24"/>
-        </w:rPr>
-        <w:t>占比、趋势）</w:t>
-      </w:r>
-    </w:p>
-    <w:p>
-      <w:pPr>
-        <w:spacing w:before="120" w:after="120" w:line="288" w:lineRule="auto"/>
-        <w:rPr>
-          <w:rFonts w:ascii="宋体" w:eastAsia="宋体" w:hAnsi="宋体" w:cs="Arial"/>
+        <w:t>• 情感统计（周 / 月维度情绪占比、趋势）</w:t>
+      </w:r>
+    </w:p>
+    <w:p>
+      <w:pPr>
+        <w:spacing w:before="120" w:after="120" w:line="288" w:lineRule="auto"/>
+        <w:rPr>
+          <w:rFonts w:ascii="宋体" w:eastAsia="宋体" w:hAnsi="宋体" w:cs="Arial" w:hint="eastAsia"/>
           <w:sz w:val="24"/>
         </w:rPr>
       </w:pPr>
@@ -1784,32 +1624,16 @@
       <w:pPr>
         <w:spacing w:before="120" w:after="120" w:line="288" w:lineRule="auto"/>
         <w:rPr>
-          <w:rFonts w:ascii="宋体" w:eastAsia="宋体" w:hAnsi="宋体" w:cs="Arial"/>
-          <w:sz w:val="24"/>
-        </w:rPr>
-      </w:pPr>
-      <w:r>
-        <w:rPr>
-          <w:rFonts w:ascii="宋体" w:eastAsia="宋体" w:hAnsi="宋体" w:cs="Arial"/>
-          <w:sz w:val="24"/>
-        </w:rPr>
-        <w:t>技术点：</w:t>
-      </w:r>
-      <w:proofErr w:type="spellStart"/>
-      <w:r>
-        <w:rPr>
-          <w:rFonts w:ascii="宋体" w:eastAsia="宋体" w:hAnsi="宋体" w:cs="Arial"/>
-          <w:sz w:val="24"/>
-        </w:rPr>
-        <w:t>SharedPreferences</w:t>
-      </w:r>
-      <w:proofErr w:type="spellEnd"/>
-      <w:r>
-        <w:rPr>
-          <w:rFonts w:ascii="宋体" w:eastAsia="宋体" w:hAnsi="宋体" w:cs="Arial"/>
-          <w:sz w:val="24"/>
-        </w:rPr>
-        <w:t xml:space="preserve"> 存储配置、主题切换重启机制、Glide 加载本地图片。</w:t>
+          <w:rFonts w:ascii="宋体" w:eastAsia="宋体" w:hAnsi="宋体" w:cs="Arial" w:hint="eastAsia"/>
+          <w:sz w:val="24"/>
+        </w:rPr>
+      </w:pPr>
+      <w:r>
+        <w:rPr>
+          <w:rFonts w:ascii="宋体" w:eastAsia="宋体" w:hAnsi="宋体" w:cs="Arial"/>
+          <w:sz w:val="24"/>
+        </w:rPr>
+        <w:t>技术点：SharedPreferences 存储配置、主题切换重启机制、Glide 加载本地图片。</w:t>
       </w:r>
     </w:p>
     <w:p>
@@ -1949,7 +1773,7 @@
       <w:pPr>
         <w:spacing w:before="120" w:after="120" w:line="288" w:lineRule="auto"/>
         <w:rPr>
-          <w:rFonts w:ascii="宋体" w:eastAsia="宋体" w:hAnsi="宋体" w:cs="Arial"/>
+          <w:rFonts w:ascii="宋体" w:eastAsia="宋体" w:hAnsi="宋体" w:cs="Arial" w:hint="eastAsia"/>
           <w:sz w:val="24"/>
         </w:rPr>
       </w:pPr>
@@ -2097,23 +1921,7 @@
           <w:rFonts w:ascii="宋体" w:eastAsia="宋体" w:hAnsi="宋体" w:cs="Arial"/>
           <w:sz w:val="24"/>
         </w:rPr>
-        <w:t>生成情感标签/分数 → 封装Diary实体类 → 调用</w:t>
-      </w:r>
-      <w:proofErr w:type="spellStart"/>
-      <w:r>
-        <w:rPr>
-          <w:rFonts w:ascii="宋体" w:eastAsia="宋体" w:hAnsi="宋体" w:cs="Arial"/>
-          <w:sz w:val="24"/>
-        </w:rPr>
-        <w:t>DBHelper</w:t>
-      </w:r>
-      <w:proofErr w:type="spellEnd"/>
-      <w:r>
-        <w:rPr>
-          <w:rFonts w:ascii="宋体" w:eastAsia="宋体" w:hAnsi="宋体" w:cs="Arial"/>
-          <w:sz w:val="24"/>
-        </w:rPr>
-        <w:t>存储</w:t>
+        <w:t>生成情感标签/分数 → 封装Diary实体类 → 调用DBHelper存储</w:t>
       </w:r>
     </w:p>
     <w:p>
@@ -2146,23 +1954,7 @@
           <w:sz w:val="24"/>
         </w:rPr>
         <w:lastRenderedPageBreak/>
-        <w:t>反馈成功信息 → View</w:t>
-      </w:r>
-      <w:proofErr w:type="gramStart"/>
-      <w:r>
-        <w:rPr>
-          <w:rFonts w:ascii="宋体" w:eastAsia="宋体" w:hAnsi="宋体" w:cs="Arial"/>
-          <w:sz w:val="24"/>
-        </w:rPr>
-        <w:t>层展示</w:t>
-      </w:r>
-      <w:proofErr w:type="gramEnd"/>
-      <w:r>
-        <w:rPr>
-          <w:rFonts w:ascii="宋体" w:eastAsia="宋体" w:hAnsi="宋体" w:cs="Arial"/>
-          <w:sz w:val="24"/>
-        </w:rPr>
-        <w:t>结果+跳转列表页</w:t>
+        <w:t>反馈成功信息 → View层展示结果+跳转列表页</w:t>
       </w:r>
     </w:p>
     <w:p>
@@ -2185,7 +1977,7 @@
       <w:pPr>
         <w:spacing w:before="120" w:after="120" w:line="288" w:lineRule="auto"/>
         <w:rPr>
-          <w:rFonts w:ascii="宋体" w:eastAsia="宋体" w:hAnsi="宋体" w:cs="Arial"/>
+          <w:rFonts w:ascii="宋体" w:eastAsia="宋体" w:hAnsi="宋体" w:cs="Arial" w:hint="eastAsia"/>
           <w:sz w:val="24"/>
         </w:rPr>
       </w:pPr>
@@ -2239,23 +2031,7 @@
           <w:rFonts w:ascii="宋体" w:eastAsia="宋体" w:hAnsi="宋体" w:cs="Arial"/>
           <w:sz w:val="24"/>
         </w:rPr>
-        <w:t>用户打开APP → 检测是否自动登录（</w:t>
-      </w:r>
-      <w:proofErr w:type="spellStart"/>
-      <w:r>
-        <w:rPr>
-          <w:rFonts w:ascii="宋体" w:eastAsia="宋体" w:hAnsi="宋体" w:cs="Arial"/>
-          <w:sz w:val="24"/>
-        </w:rPr>
-        <w:t>SharedPreferences</w:t>
-      </w:r>
-      <w:proofErr w:type="spellEnd"/>
-      <w:r>
-        <w:rPr>
-          <w:rFonts w:ascii="宋体" w:eastAsia="宋体" w:hAnsi="宋体" w:cs="Arial"/>
-          <w:sz w:val="24"/>
-        </w:rPr>
-        <w:t>）</w:t>
+        <w:t>用户打开APP → 检测是否自动登录（SharedPreferences）</w:t>
       </w:r>
     </w:p>
     <w:p>
@@ -2342,7 +2118,7 @@
       <w:pPr>
         <w:spacing w:before="120" w:after="120" w:line="288" w:lineRule="auto"/>
         <w:rPr>
-          <w:rFonts w:ascii="宋体" w:eastAsia="宋体" w:hAnsi="宋体" w:cs="Arial"/>
+          <w:rFonts w:ascii="宋体" w:eastAsia="宋体" w:hAnsi="宋体" w:cs="Arial" w:hint="eastAsia"/>
           <w:sz w:val="24"/>
         </w:rPr>
       </w:pPr>
@@ -2398,17 +2174,14 @@
       </w:pPr>
       <w:r>
         <w:rPr>
-          <w:rFonts w:ascii="宋体" w:eastAsia="宋体" w:hAnsi="宋体" w:cs="Arial"/>
-          <w:b/>
-          <w:bCs/>
-          <w:sz w:val="24"/>
+          <w:noProof/>
         </w:rPr>
         <w:lastRenderedPageBreak/>
         <w:drawing>
-          <wp:inline distT="0" distB="0" distL="0" distR="0" wp14:anchorId="29FCCCF4" wp14:editId="35B3943B">
-            <wp:extent cx="4899096" cy="4495800"/>
-            <wp:effectExtent l="0" t="0" r="0" b="0"/>
-            <wp:docPr id="1874322032" name="图片 1"/>
+          <wp:inline distT="0" distB="0" distL="0" distR="0" wp14:anchorId="7A08D450" wp14:editId="3FC5EBFC">
+            <wp:extent cx="5274310" cy="3604895"/>
+            <wp:effectExtent l="0" t="0" r="2540" b="0"/>
+            <wp:docPr id="184243499" name="图片 1"/>
             <wp:cNvGraphicFramePr>
               <a:graphicFrameLocks xmlns:a="http://schemas.openxmlformats.org/drawingml/2006/main" noChangeAspect="1"/>
             </wp:cNvGraphicFramePr>
@@ -2416,32 +2189,25 @@
               <a:graphicData uri="http://schemas.openxmlformats.org/drawingml/2006/picture">
                 <pic:pic xmlns:pic="http://schemas.openxmlformats.org/drawingml/2006/picture">
                   <pic:nvPicPr>
-                    <pic:cNvPr id="1874322032" name=""/>
-                    <pic:cNvPicPr/>
+                    <pic:cNvPr id="184243499" name="图片 1"/>
+                    <pic:cNvPicPr>
+                      <a:picLocks noChangeAspect="1"/>
+                    </pic:cNvPicPr>
                   </pic:nvPicPr>
-                  <pic:blipFill rotWithShape="1">
+                  <pic:blipFill>
                     <a:blip r:embed="rId7"/>
-                    <a:srcRect l="2775" r="7532"/>
                     <a:stretch>
                       <a:fillRect/>
                     </a:stretch>
                   </pic:blipFill>
-                  <pic:spPr bwMode="auto">
+                  <pic:spPr>
                     <a:xfrm>
                       <a:off x="0" y="0"/>
-                      <a:ext cx="4901234" cy="4497762"/>
+                      <a:ext cx="5274310" cy="3604895"/>
                     </a:xfrm>
                     <a:prstGeom prst="rect">
                       <a:avLst/>
                     </a:prstGeom>
-                    <a:ln>
-                      <a:noFill/>
-                    </a:ln>
-                    <a:extLst>
-                      <a:ext uri="{53640926-AAD7-44D8-BBD7-CCE9431645EC}">
-                        <a14:shadowObscured xmlns:a14="http://schemas.microsoft.com/office/drawing/2010/main"/>
-                      </a:ext>
-                    </a:extLst>
                   </pic:spPr>
                 </pic:pic>
               </a:graphicData>
@@ -2499,56 +2265,23 @@
           <w:rFonts w:ascii="宋体" w:eastAsia="宋体" w:hAnsi="宋体" w:cs="Arial"/>
           <w:sz w:val="24"/>
         </w:rPr>
-        <w:lastRenderedPageBreak/>
-        <w:t>• 实体User → 表</w:t>
-      </w:r>
-      <w:proofErr w:type="spellStart"/>
-      <w:r>
-        <w:rPr>
-          <w:rFonts w:ascii="宋体" w:eastAsia="宋体" w:hAnsi="宋体" w:cs="Arial"/>
-          <w:sz w:val="24"/>
-        </w:rPr>
-        <w:t>user_table</w:t>
-      </w:r>
-      <w:proofErr w:type="spellEnd"/>
-      <w:r>
-        <w:rPr>
-          <w:rFonts w:ascii="宋体" w:eastAsia="宋体" w:hAnsi="宋体" w:cs="Arial"/>
-          <w:sz w:val="24"/>
-        </w:rPr>
-        <w:t>（存储用户账号信息）</w:t>
-      </w:r>
-    </w:p>
-    <w:p>
-      <w:pPr>
-        <w:spacing w:before="120" w:after="120" w:line="288" w:lineRule="auto"/>
-        <w:rPr>
-          <w:rFonts w:ascii="宋体" w:eastAsia="宋体" w:hAnsi="宋体" w:hint="eastAsia"/>
-          <w:sz w:val="24"/>
-        </w:rPr>
-      </w:pPr>
-      <w:r>
-        <w:rPr>
-          <w:rFonts w:ascii="宋体" w:eastAsia="宋体" w:hAnsi="宋体" w:cs="Arial"/>
-          <w:sz w:val="24"/>
-        </w:rPr>
-        <w:t>• 实体Diary → 表</w:t>
-      </w:r>
-      <w:proofErr w:type="spellStart"/>
-      <w:r>
-        <w:rPr>
-          <w:rFonts w:ascii="宋体" w:eastAsia="宋体" w:hAnsi="宋体" w:cs="Arial"/>
-          <w:sz w:val="24"/>
-        </w:rPr>
-        <w:t>diary_table</w:t>
-      </w:r>
-      <w:proofErr w:type="spellEnd"/>
-      <w:r>
-        <w:rPr>
-          <w:rFonts w:ascii="宋体" w:eastAsia="宋体" w:hAnsi="宋体" w:cs="Arial"/>
-          <w:sz w:val="24"/>
-        </w:rPr>
-        <w:t>（存储日记及情感分析结果）</w:t>
+        <w:t>• 实体User → 表user_table（存储用户账号信息）</w:t>
+      </w:r>
+    </w:p>
+    <w:p>
+      <w:pPr>
+        <w:spacing w:before="120" w:after="120" w:line="288" w:lineRule="auto"/>
+        <w:rPr>
+          <w:rFonts w:ascii="宋体" w:eastAsia="宋体" w:hAnsi="宋体" w:hint="eastAsia"/>
+          <w:sz w:val="24"/>
+        </w:rPr>
+      </w:pPr>
+      <w:r>
+        <w:rPr>
+          <w:rFonts w:ascii="宋体" w:eastAsia="宋体" w:hAnsi="宋体" w:cs="Arial"/>
+          <w:sz w:val="24"/>
+        </w:rPr>
+        <w:t>• 实体Diary → 表diary_table（存储日记及情感分析结果）</w:t>
       </w:r>
     </w:p>
     <w:p>
@@ -2567,6 +2300,7 @@
           <w:b/>
           <w:sz w:val="24"/>
         </w:rPr>
+        <w:lastRenderedPageBreak/>
         <w:t>2. 表结构概要（核心字段）</w:t>
       </w:r>
       <w:bookmarkEnd w:id="17"/>
@@ -2753,7 +2487,6 @@
                 <w:sz w:val="24"/>
               </w:rPr>
             </w:pPr>
-            <w:proofErr w:type="spellStart"/>
             <w:r>
               <w:rPr>
                 <w:rFonts w:ascii="宋体" w:eastAsia="宋体" w:hAnsi="宋体" w:cs="Arial"/>
@@ -2761,7 +2494,6 @@
               </w:rPr>
               <w:t>user_table</w:t>
             </w:r>
-            <w:proofErr w:type="spellEnd"/>
           </w:p>
         </w:tc>
         <w:tc>
@@ -2782,7 +2514,6 @@
                 <w:sz w:val="24"/>
               </w:rPr>
             </w:pPr>
-            <w:proofErr w:type="spellStart"/>
             <w:r>
               <w:rPr>
                 <w:rFonts w:ascii="宋体" w:eastAsia="宋体" w:hAnsi="宋体" w:cs="Arial"/>
@@ -2790,7 +2521,6 @@
               </w:rPr>
               <w:t>user_id</w:t>
             </w:r>
-            <w:proofErr w:type="spellEnd"/>
           </w:p>
         </w:tc>
         <w:tc>
@@ -2870,23 +2600,7 @@
                 <w:rFonts w:ascii="宋体" w:eastAsia="宋体" w:hAnsi="宋体" w:cs="Arial"/>
                 <w:sz w:val="24"/>
               </w:rPr>
-              <w:t xml:space="preserve">主键（关联 </w:t>
-            </w:r>
-            <w:proofErr w:type="spellStart"/>
-            <w:r>
-              <w:rPr>
-                <w:rFonts w:ascii="宋体" w:eastAsia="宋体" w:hAnsi="宋体" w:cs="Arial"/>
-                <w:sz w:val="24"/>
-              </w:rPr>
-              <w:t>diary_table</w:t>
-            </w:r>
-            <w:proofErr w:type="spellEnd"/>
-            <w:r>
-              <w:rPr>
-                <w:rFonts w:ascii="宋体" w:eastAsia="宋体" w:hAnsi="宋体" w:cs="Arial"/>
-                <w:sz w:val="24"/>
-              </w:rPr>
-              <w:t>）</w:t>
+              <w:t>主键（关联 diary_table）</w:t>
             </w:r>
           </w:p>
         </w:tc>
@@ -3193,7 +2907,6 @@
                 <w:sz w:val="24"/>
               </w:rPr>
             </w:pPr>
-            <w:proofErr w:type="spellStart"/>
             <w:r>
               <w:rPr>
                 <w:rFonts w:ascii="宋体" w:eastAsia="宋体" w:hAnsi="宋体" w:cs="Arial"/>
@@ -3201,7 +2914,6 @@
               </w:rPr>
               <w:t>create_time</w:t>
             </w:r>
-            <w:proofErr w:type="spellEnd"/>
           </w:p>
         </w:tc>
         <w:tc>
@@ -3306,7 +3018,6 @@
                 <w:sz w:val="24"/>
               </w:rPr>
             </w:pPr>
-            <w:proofErr w:type="spellStart"/>
             <w:r>
               <w:rPr>
                 <w:rFonts w:ascii="宋体" w:eastAsia="宋体" w:hAnsi="宋体" w:cs="Arial"/>
@@ -3314,7 +3025,6 @@
               </w:rPr>
               <w:t>diary_table</w:t>
             </w:r>
-            <w:proofErr w:type="spellEnd"/>
           </w:p>
         </w:tc>
         <w:tc>
@@ -3335,7 +3045,6 @@
                 <w:sz w:val="24"/>
               </w:rPr>
             </w:pPr>
-            <w:proofErr w:type="spellStart"/>
             <w:r>
               <w:rPr>
                 <w:rFonts w:ascii="宋体" w:eastAsia="宋体" w:hAnsi="宋体" w:cs="Arial"/>
@@ -3343,7 +3052,6 @@
               </w:rPr>
               <w:t>diary_id</w:t>
             </w:r>
-            <w:proofErr w:type="spellEnd"/>
           </w:p>
         </w:tc>
         <w:tc>
@@ -3468,7 +3176,6 @@
                 <w:sz w:val="24"/>
               </w:rPr>
             </w:pPr>
-            <w:proofErr w:type="spellStart"/>
             <w:r>
               <w:rPr>
                 <w:rFonts w:ascii="宋体" w:eastAsia="宋体" w:hAnsi="宋体" w:cs="Arial"/>
@@ -3476,7 +3183,6 @@
               </w:rPr>
               <w:t>user_id</w:t>
             </w:r>
-            <w:proofErr w:type="spellEnd"/>
           </w:p>
         </w:tc>
         <w:tc>
@@ -3556,17 +3262,8 @@
                 <w:rFonts w:ascii="宋体" w:eastAsia="宋体" w:hAnsi="宋体" w:cs="Arial"/>
                 <w:sz w:val="24"/>
               </w:rPr>
-              <w:t xml:space="preserve">关联 </w:t>
-            </w:r>
-            <w:proofErr w:type="spellStart"/>
-            <w:r>
-              <w:rPr>
-                <w:rFonts w:ascii="宋体" w:eastAsia="宋体" w:hAnsi="宋体" w:cs="Arial"/>
-                <w:sz w:val="24"/>
-              </w:rPr>
-              <w:t>user_table.user_id</w:t>
-            </w:r>
-            <w:proofErr w:type="spellEnd"/>
+              <w:t>关联 user_table.user_id</w:t>
+            </w:r>
           </w:p>
         </w:tc>
       </w:tr>
@@ -3741,7 +3438,6 @@
                 <w:sz w:val="24"/>
               </w:rPr>
             </w:pPr>
-            <w:proofErr w:type="spellStart"/>
             <w:r>
               <w:rPr>
                 <w:rFonts w:ascii="宋体" w:eastAsia="宋体" w:hAnsi="宋体" w:cs="Arial"/>
@@ -3749,7 +3445,6 @@
               </w:rPr>
               <w:t>create_time</w:t>
             </w:r>
-            <w:proofErr w:type="spellEnd"/>
           </w:p>
         </w:tc>
         <w:tc>
@@ -4005,7 +3700,6 @@
                 <w:sz w:val="24"/>
               </w:rPr>
             </w:pPr>
-            <w:proofErr w:type="spellStart"/>
             <w:r>
               <w:rPr>
                 <w:rFonts w:ascii="宋体" w:eastAsia="宋体" w:hAnsi="宋体" w:cs="Arial"/>
@@ -4013,7 +3707,6 @@
               </w:rPr>
               <w:t>emotion_score</w:t>
             </w:r>
-            <w:proofErr w:type="spellEnd"/>
           </w:p>
         </w:tc>
         <w:tc>
@@ -4132,71 +3825,23 @@
           <w:rFonts w:ascii="宋体" w:eastAsia="宋体" w:hAnsi="宋体" w:cs="Arial"/>
           <w:sz w:val="24"/>
         </w:rPr>
-        <w:t>• 封装</w:t>
-      </w:r>
-      <w:proofErr w:type="spellStart"/>
-      <w:r>
-        <w:rPr>
-          <w:rFonts w:ascii="宋体" w:eastAsia="宋体" w:hAnsi="宋体" w:cs="Arial"/>
-          <w:sz w:val="24"/>
-        </w:rPr>
-        <w:t>DBHelper</w:t>
-      </w:r>
-      <w:proofErr w:type="spellEnd"/>
-      <w:r>
-        <w:rPr>
-          <w:rFonts w:ascii="宋体" w:eastAsia="宋体" w:hAnsi="宋体" w:cs="Arial"/>
-          <w:sz w:val="24"/>
-        </w:rPr>
-        <w:t>类，提供通用的增、</w:t>
-      </w:r>
-      <w:proofErr w:type="gramStart"/>
-      <w:r>
-        <w:rPr>
-          <w:rFonts w:ascii="宋体" w:eastAsia="宋体" w:hAnsi="宋体" w:cs="Arial"/>
-          <w:sz w:val="24"/>
-        </w:rPr>
-        <w:t>删</w:t>
-      </w:r>
-      <w:proofErr w:type="gramEnd"/>
-      <w:r>
-        <w:rPr>
-          <w:rFonts w:ascii="宋体" w:eastAsia="宋体" w:hAnsi="宋体" w:cs="Arial"/>
-          <w:sz w:val="24"/>
-        </w:rPr>
-        <w:t>、改、查方法，供各模块调用。</w:t>
-      </w:r>
-    </w:p>
-    <w:p>
-      <w:pPr>
-        <w:spacing w:before="120" w:after="120" w:line="288" w:lineRule="auto"/>
-        <w:rPr>
-          <w:rFonts w:ascii="宋体" w:eastAsia="宋体" w:hAnsi="宋体" w:hint="eastAsia"/>
-          <w:sz w:val="24"/>
-        </w:rPr>
-      </w:pPr>
-      <w:r>
-        <w:rPr>
-          <w:rFonts w:ascii="宋体" w:eastAsia="宋体" w:hAnsi="宋体" w:cs="Arial"/>
-          <w:sz w:val="24"/>
-        </w:rPr>
-        <w:t xml:space="preserve">• 设计用户表与日记表的关联查询（通过 </w:t>
-      </w:r>
-      <w:proofErr w:type="spellStart"/>
-      <w:r>
-        <w:rPr>
-          <w:rFonts w:ascii="宋体" w:eastAsia="宋体" w:hAnsi="宋体" w:cs="Arial"/>
-          <w:sz w:val="24"/>
-        </w:rPr>
-        <w:t>user_id</w:t>
-      </w:r>
-      <w:proofErr w:type="spellEnd"/>
-      <w:r>
-        <w:rPr>
-          <w:rFonts w:ascii="宋体" w:eastAsia="宋体" w:hAnsi="宋体" w:cs="Arial"/>
-          <w:sz w:val="24"/>
-        </w:rPr>
-        <w:t>），支持按用户查询所有日记。</w:t>
+        <w:t>• 封装DBHelper类，提供通用的增、删、改、查方法，供各模块调用。</w:t>
+      </w:r>
+    </w:p>
+    <w:p>
+      <w:pPr>
+        <w:spacing w:before="120" w:after="120" w:line="288" w:lineRule="auto"/>
+        <w:rPr>
+          <w:rFonts w:ascii="宋体" w:eastAsia="宋体" w:hAnsi="宋体" w:hint="eastAsia"/>
+          <w:sz w:val="24"/>
+        </w:rPr>
+      </w:pPr>
+      <w:r>
+        <w:rPr>
+          <w:rFonts w:ascii="宋体" w:eastAsia="宋体" w:hAnsi="宋体" w:cs="Arial"/>
+          <w:sz w:val="24"/>
+        </w:rPr>
+        <w:t>• 设计用户表与日记表的关联查询（通过 user_id），支持按用户查询所有日记。</w:t>
       </w:r>
     </w:p>
     <w:p>
@@ -4370,31 +4015,7 @@
                 <w:rFonts w:ascii="宋体" w:eastAsia="宋体" w:hAnsi="宋体" w:cs="Arial"/>
                 <w:sz w:val="24"/>
               </w:rPr>
-              <w:t>Android Studio (最新</w:t>
-            </w:r>
-            <w:proofErr w:type="gramStart"/>
-            <w:r>
-              <w:rPr>
-                <w:rFonts w:ascii="宋体" w:eastAsia="宋体" w:hAnsi="宋体" w:cs="Arial"/>
-                <w:sz w:val="24"/>
-              </w:rPr>
-              <w:t>稳</w:t>
-            </w:r>
-            <w:r>
-              <w:rPr>
-                <w:rFonts w:ascii="宋体" w:eastAsia="宋体" w:hAnsi="宋体" w:cs="Arial"/>
-                <w:sz w:val="24"/>
-              </w:rPr>
-              <w:lastRenderedPageBreak/>
-              <w:t>定版</w:t>
-            </w:r>
-            <w:proofErr w:type="gramEnd"/>
-            <w:r>
-              <w:rPr>
-                <w:rFonts w:ascii="宋体" w:eastAsia="宋体" w:hAnsi="宋体" w:cs="Arial"/>
-                <w:sz w:val="24"/>
-              </w:rPr>
-              <w:t>)</w:t>
+              <w:t>Android Studio (最新稳定版)</w:t>
             </w:r>
           </w:p>
         </w:tc>
@@ -4760,17 +4381,8 @@
                 <w:rFonts w:ascii="宋体" w:eastAsia="宋体" w:hAnsi="宋体" w:cs="Arial"/>
                 <w:sz w:val="24"/>
               </w:rPr>
-              <w:t xml:space="preserve">SQLite + </w:t>
-            </w:r>
-            <w:proofErr w:type="spellStart"/>
-            <w:r>
-              <w:rPr>
-                <w:rFonts w:ascii="宋体" w:eastAsia="宋体" w:hAnsi="宋体" w:cs="Arial"/>
-                <w:sz w:val="24"/>
-              </w:rPr>
-              <w:t>SQLiteOpenHelper</w:t>
-            </w:r>
-            <w:proofErr w:type="spellEnd"/>
+              <w:t>SQLite + SQLiteOpenHelper</w:t>
+            </w:r>
           </w:p>
         </w:tc>
         <w:tc>
@@ -4852,23 +4464,7 @@
                 <w:rFonts w:ascii="宋体" w:eastAsia="宋体" w:hAnsi="宋体" w:cs="Arial"/>
                 <w:sz w:val="24"/>
               </w:rPr>
-              <w:t xml:space="preserve">Android </w:t>
-            </w:r>
-            <w:proofErr w:type="spellStart"/>
-            <w:r>
-              <w:rPr>
-                <w:rFonts w:ascii="宋体" w:eastAsia="宋体" w:hAnsi="宋体" w:cs="Arial"/>
-                <w:sz w:val="24"/>
-              </w:rPr>
-              <w:t>SpeechRecognizer</w:t>
-            </w:r>
-            <w:proofErr w:type="spellEnd"/>
-            <w:r>
-              <w:rPr>
-                <w:rFonts w:ascii="宋体" w:eastAsia="宋体" w:hAnsi="宋体" w:cs="Arial"/>
-                <w:sz w:val="24"/>
-              </w:rPr>
-              <w:t xml:space="preserve"> API</w:t>
+              <w:t>Android SpeechRecognizer API</w:t>
             </w:r>
           </w:p>
         </w:tc>
@@ -5113,31 +4709,13 @@
                 <w:sz w:val="24"/>
               </w:rPr>
             </w:pPr>
-            <w:proofErr w:type="spellStart"/>
-            <w:r>
-              <w:rPr>
-                <w:rFonts w:ascii="宋体" w:eastAsia="宋体" w:hAnsi="宋体" w:cs="Arial"/>
-                <w:sz w:val="24"/>
-              </w:rPr>
-              <w:t>ConstraintLayout</w:t>
-            </w:r>
-            <w:proofErr w:type="spellEnd"/>
-            <w:r>
-              <w:rPr>
-                <w:rFonts w:ascii="宋体" w:eastAsia="宋体" w:hAnsi="宋体" w:cs="Arial"/>
-                <w:sz w:val="24"/>
-              </w:rPr>
-              <w:t xml:space="preserve"> + </w:t>
-            </w:r>
-            <w:proofErr w:type="spellStart"/>
-            <w:r>
-              <w:rPr>
-                <w:rFonts w:ascii="宋体" w:eastAsia="宋体" w:hAnsi="宋体" w:cs="Arial"/>
-                <w:sz w:val="24"/>
-              </w:rPr>
-              <w:t>RecyclerView</w:t>
-            </w:r>
-            <w:proofErr w:type="spellEnd"/>
+            <w:r>
+              <w:rPr>
+                <w:rFonts w:ascii="宋体" w:eastAsia="宋体" w:hAnsi="宋体" w:cs="Arial"/>
+                <w:sz w:val="24"/>
+              </w:rPr>
+              <w:t>ConstraintLayout + RecyclerView</w:t>
+            </w:r>
           </w:p>
         </w:tc>
         <w:tc>
@@ -5214,7 +4792,6 @@
                 <w:sz w:val="24"/>
               </w:rPr>
             </w:pPr>
-            <w:proofErr w:type="spellStart"/>
             <w:r>
               <w:rPr>
                 <w:rFonts w:ascii="宋体" w:eastAsia="宋体" w:hAnsi="宋体" w:cs="Arial"/>
@@ -5222,7 +4799,6 @@
               </w:rPr>
               <w:t>SharedPreferences</w:t>
             </w:r>
-            <w:proofErr w:type="spellEnd"/>
           </w:p>
         </w:tc>
         <w:tc>
@@ -5325,71 +4901,23 @@
           <w:rFonts w:ascii="宋体" w:eastAsia="宋体" w:hAnsi="宋体" w:cs="Arial"/>
           <w:sz w:val="24"/>
         </w:rPr>
-        <w:t>• 所有类名、方法</w:t>
-      </w:r>
-      <w:proofErr w:type="gramStart"/>
-      <w:r>
-        <w:rPr>
-          <w:rFonts w:ascii="宋体" w:eastAsia="宋体" w:hAnsi="宋体" w:cs="Arial"/>
-          <w:sz w:val="24"/>
-        </w:rPr>
-        <w:t>名采用</w:t>
-      </w:r>
-      <w:proofErr w:type="gramEnd"/>
-      <w:r>
-        <w:rPr>
-          <w:rFonts w:ascii="宋体" w:eastAsia="宋体" w:hAnsi="宋体" w:cs="Arial"/>
-          <w:sz w:val="24"/>
-        </w:rPr>
-        <w:t>驼峰命名法，</w:t>
-      </w:r>
-      <w:proofErr w:type="gramStart"/>
-      <w:r>
-        <w:rPr>
-          <w:rFonts w:ascii="宋体" w:eastAsia="宋体" w:hAnsi="宋体" w:cs="Arial"/>
-          <w:sz w:val="24"/>
-        </w:rPr>
-        <w:t>包名规范</w:t>
-      </w:r>
-      <w:proofErr w:type="gramEnd"/>
-      <w:r>
-        <w:rPr>
-          <w:rFonts w:ascii="宋体" w:eastAsia="宋体" w:hAnsi="宋体" w:cs="Arial"/>
-          <w:sz w:val="24"/>
-        </w:rPr>
-        <w:t>：com.cxy1007.diary.模块名（如com.cxy1007.diary.user）。</w:t>
-      </w:r>
-    </w:p>
-    <w:p>
-      <w:pPr>
-        <w:spacing w:before="120" w:after="120" w:line="288" w:lineRule="auto"/>
-        <w:rPr>
-          <w:rFonts w:ascii="宋体" w:eastAsia="宋体" w:hAnsi="宋体" w:hint="eastAsia"/>
-          <w:sz w:val="24"/>
-        </w:rPr>
-      </w:pPr>
-      <w:r>
-        <w:rPr>
-          <w:rFonts w:ascii="宋体" w:eastAsia="宋体" w:hAnsi="宋体" w:cs="Arial"/>
-          <w:sz w:val="24"/>
-        </w:rPr>
-        <w:t>• 每个模块提供管理类（如</w:t>
-      </w:r>
-      <w:proofErr w:type="spellStart"/>
-      <w:r>
-        <w:rPr>
-          <w:rFonts w:ascii="宋体" w:eastAsia="宋体" w:hAnsi="宋体" w:cs="Arial"/>
-          <w:sz w:val="24"/>
-        </w:rPr>
-        <w:t>UserManager</w:t>
-      </w:r>
-      <w:proofErr w:type="spellEnd"/>
-      <w:r>
-        <w:rPr>
-          <w:rFonts w:ascii="宋体" w:eastAsia="宋体" w:hAnsi="宋体" w:cs="Arial"/>
-          <w:sz w:val="24"/>
-        </w:rPr>
-        <w:t>），对外暴露核心方法，内部封装实现，其他模块仅调用管理类方法。</w:t>
+        <w:t>• 所有类名、方法名采用驼峰命名法，包名规范：com.cxy1007.diary.模块名（如com.cxy1007.diary.user）。</w:t>
+      </w:r>
+    </w:p>
+    <w:p>
+      <w:pPr>
+        <w:spacing w:before="120" w:after="120" w:line="288" w:lineRule="auto"/>
+        <w:rPr>
+          <w:rFonts w:ascii="宋体" w:eastAsia="宋体" w:hAnsi="宋体" w:hint="eastAsia"/>
+          <w:sz w:val="24"/>
+        </w:rPr>
+      </w:pPr>
+      <w:r>
+        <w:rPr>
+          <w:rFonts w:ascii="宋体" w:eastAsia="宋体" w:hAnsi="宋体" w:cs="Arial"/>
+          <w:sz w:val="24"/>
+        </w:rPr>
+        <w:t>• 每个模块提供管理类（如UserManager），对外暴露核心方法，内部封装实现，其他模块仅调用管理类方法。</w:t>
       </w:r>
     </w:p>
     <w:p>
@@ -5425,71 +4953,23 @@
           <w:rFonts w:ascii="宋体" w:eastAsia="宋体" w:hAnsi="宋体" w:cs="Arial"/>
           <w:sz w:val="24"/>
         </w:rPr>
-        <w:t>• 用户模块：</w:t>
-      </w:r>
-      <w:proofErr w:type="spellStart"/>
-      <w:r>
-        <w:rPr>
-          <w:rFonts w:ascii="宋体" w:eastAsia="宋体" w:hAnsi="宋体" w:cs="Arial"/>
-          <w:sz w:val="24"/>
-        </w:rPr>
-        <w:t>UserManager.login</w:t>
-      </w:r>
-      <w:proofErr w:type="spellEnd"/>
-      <w:r>
-        <w:rPr>
-          <w:rFonts w:ascii="宋体" w:eastAsia="宋体" w:hAnsi="宋体" w:cs="Arial"/>
-          <w:sz w:val="24"/>
-        </w:rPr>
-        <w:t>(String username, String password) → 返回登录结果（</w:t>
-      </w:r>
-      <w:proofErr w:type="spellStart"/>
-      <w:r>
-        <w:rPr>
-          <w:rFonts w:ascii="宋体" w:eastAsia="宋体" w:hAnsi="宋体" w:cs="Arial"/>
-          <w:sz w:val="24"/>
-        </w:rPr>
-        <w:t>boolean</w:t>
-      </w:r>
-      <w:proofErr w:type="spellEnd"/>
-      <w:r>
-        <w:rPr>
-          <w:rFonts w:ascii="宋体" w:eastAsia="宋体" w:hAnsi="宋体" w:cs="Arial"/>
-          <w:sz w:val="24"/>
-        </w:rPr>
-        <w:t xml:space="preserve"> + 用户信息）。</w:t>
-      </w:r>
-    </w:p>
-    <w:p>
-      <w:pPr>
-        <w:spacing w:before="120" w:after="120" w:line="288" w:lineRule="auto"/>
-        <w:rPr>
-          <w:rFonts w:ascii="宋体" w:eastAsia="宋体" w:hAnsi="宋体" w:hint="eastAsia"/>
-          <w:sz w:val="24"/>
-        </w:rPr>
-      </w:pPr>
-      <w:r>
-        <w:rPr>
-          <w:rFonts w:ascii="宋体" w:eastAsia="宋体" w:hAnsi="宋体" w:cs="Arial"/>
-          <w:sz w:val="24"/>
-        </w:rPr>
-        <w:t>• 日记模块：</w:t>
-      </w:r>
-      <w:proofErr w:type="spellStart"/>
-      <w:r>
-        <w:rPr>
-          <w:rFonts w:ascii="宋体" w:eastAsia="宋体" w:hAnsi="宋体" w:cs="Arial"/>
-          <w:sz w:val="24"/>
-        </w:rPr>
-        <w:t>DiaryManager.addDiary</w:t>
-      </w:r>
-      <w:proofErr w:type="spellEnd"/>
-      <w:r>
-        <w:rPr>
-          <w:rFonts w:ascii="宋体" w:eastAsia="宋体" w:hAnsi="宋体" w:cs="Arial"/>
-          <w:sz w:val="24"/>
-        </w:rPr>
-        <w:t>(Diary diary) → 返回插入的日记 ID。</w:t>
+        <w:t>• 用户模块：UserManager.login(String username, String password) → 返回登录结果（boolean + 用户信息）。</w:t>
+      </w:r>
+    </w:p>
+    <w:p>
+      <w:pPr>
+        <w:spacing w:before="120" w:after="120" w:line="288" w:lineRule="auto"/>
+        <w:rPr>
+          <w:rFonts w:ascii="宋体" w:eastAsia="宋体" w:hAnsi="宋体" w:hint="eastAsia"/>
+          <w:sz w:val="24"/>
+        </w:rPr>
+      </w:pPr>
+      <w:r>
+        <w:rPr>
+          <w:rFonts w:ascii="宋体" w:eastAsia="宋体" w:hAnsi="宋体" w:cs="Arial"/>
+          <w:sz w:val="24"/>
+        </w:rPr>
+        <w:t>• 日记模块：DiaryManager.addDiary(Diary diary) → 返回插入的日记 ID。</w:t>
       </w:r>
     </w:p>
     <w:p>
@@ -5506,39 +4986,7 @@
           <w:sz w:val="24"/>
         </w:rPr>
         <w:lastRenderedPageBreak/>
-        <w:t>• 情感模块：</w:t>
-      </w:r>
-      <w:proofErr w:type="spellStart"/>
-      <w:r>
-        <w:rPr>
-          <w:rFonts w:ascii="宋体" w:eastAsia="宋体" w:hAnsi="宋体" w:cs="Arial"/>
-          <w:sz w:val="24"/>
-        </w:rPr>
-        <w:t>EmotionAnalyzer.analyze</w:t>
-      </w:r>
-      <w:proofErr w:type="spellEnd"/>
-      <w:r>
-        <w:rPr>
-          <w:rFonts w:ascii="宋体" w:eastAsia="宋体" w:hAnsi="宋体" w:cs="Arial"/>
-          <w:sz w:val="24"/>
-        </w:rPr>
-        <w:t>(String content) → 返回</w:t>
-      </w:r>
-      <w:proofErr w:type="spellStart"/>
-      <w:r>
-        <w:rPr>
-          <w:rFonts w:ascii="宋体" w:eastAsia="宋体" w:hAnsi="宋体" w:cs="Arial"/>
-          <w:sz w:val="24"/>
-        </w:rPr>
-        <w:t>EmotionResult</w:t>
-      </w:r>
-      <w:proofErr w:type="spellEnd"/>
-      <w:r>
-        <w:rPr>
-          <w:rFonts w:ascii="宋体" w:eastAsia="宋体" w:hAnsi="宋体" w:cs="Arial"/>
-          <w:sz w:val="24"/>
-        </w:rPr>
-        <w:t>（标签 + 分数）。</w:t>
+        <w:t>• 情感模块：EmotionAnalyzer.analyze(String content) → 返回EmotionResult（标签 + 分数）。</w:t>
       </w:r>
     </w:p>
     <w:p>
@@ -5590,23 +5038,7 @@
           <w:rFonts w:ascii="宋体" w:eastAsia="宋体" w:hAnsi="宋体" w:cs="Arial"/>
           <w:sz w:val="24"/>
         </w:rPr>
-        <w:t>• 开发中：每人</w:t>
-      </w:r>
-      <w:proofErr w:type="gramStart"/>
-      <w:r>
-        <w:rPr>
-          <w:rFonts w:ascii="宋体" w:eastAsia="宋体" w:hAnsi="宋体" w:cs="Arial"/>
-          <w:sz w:val="24"/>
-        </w:rPr>
-        <w:t>仅修改</w:t>
-      </w:r>
-      <w:proofErr w:type="gramEnd"/>
-      <w:r>
-        <w:rPr>
-          <w:rFonts w:ascii="宋体" w:eastAsia="宋体" w:hAnsi="宋体" w:cs="Arial"/>
-          <w:sz w:val="24"/>
-        </w:rPr>
-        <w:t>自己负责的模块包，不修改其他模块代码。</w:t>
+        <w:t>• 开发中：每人仅修改自己负责的模块包，不修改其他模块代码。</w:t>
       </w:r>
     </w:p>
     <w:p>
@@ -5801,55 +5233,23 @@
           <w:sz w:val="24"/>
         </w:rPr>
         <w:lastRenderedPageBreak/>
-        <w:t xml:space="preserve">• 界面自适应：采用 </w:t>
-      </w:r>
-      <w:proofErr w:type="spellStart"/>
-      <w:r>
-        <w:rPr>
-          <w:rFonts w:ascii="宋体" w:eastAsia="宋体" w:hAnsi="宋体" w:cs="Arial"/>
-          <w:sz w:val="24"/>
-        </w:rPr>
-        <w:t>ConstraintLayout</w:t>
-      </w:r>
-      <w:proofErr w:type="spellEnd"/>
-      <w:r>
-        <w:rPr>
-          <w:rFonts w:ascii="宋体" w:eastAsia="宋体" w:hAnsi="宋体" w:cs="Arial"/>
-          <w:sz w:val="24"/>
-        </w:rPr>
-        <w:t>，适配不同屏幕尺寸（手机 / 平板）。</w:t>
-      </w:r>
-    </w:p>
-    <w:p>
-      <w:pPr>
-        <w:spacing w:before="120" w:after="120" w:line="288" w:lineRule="auto"/>
-        <w:rPr>
-          <w:rFonts w:ascii="宋体" w:eastAsia="宋体" w:hAnsi="宋体" w:hint="eastAsia"/>
-          <w:sz w:val="24"/>
-        </w:rPr>
-      </w:pPr>
-      <w:r>
-        <w:rPr>
-          <w:rFonts w:ascii="宋体" w:eastAsia="宋体" w:hAnsi="宋体" w:cs="Arial"/>
-          <w:sz w:val="24"/>
-        </w:rPr>
-        <w:t>• 版本兼容：通过 Android 版本判断，适配低版本 API（如语音识别</w:t>
-      </w:r>
-      <w:proofErr w:type="gramStart"/>
-      <w:r>
-        <w:rPr>
-          <w:rFonts w:ascii="宋体" w:eastAsia="宋体" w:hAnsi="宋体" w:cs="Arial"/>
-          <w:sz w:val="24"/>
-        </w:rPr>
-        <w:t>兼容低</w:t>
-      </w:r>
-      <w:proofErr w:type="gramEnd"/>
-      <w:r>
-        <w:rPr>
-          <w:rFonts w:ascii="宋体" w:eastAsia="宋体" w:hAnsi="宋体" w:cs="Arial"/>
-          <w:sz w:val="24"/>
-        </w:rPr>
-        <w:t>版本）。</w:t>
+        <w:t>• 界面自适应：采用 ConstraintLayout，适配不同屏幕尺寸（手机 / 平板）。</w:t>
+      </w:r>
+    </w:p>
+    <w:p>
+      <w:pPr>
+        <w:spacing w:before="120" w:after="120" w:line="288" w:lineRule="auto"/>
+        <w:rPr>
+          <w:rFonts w:ascii="宋体" w:eastAsia="宋体" w:hAnsi="宋体" w:hint="eastAsia"/>
+          <w:sz w:val="24"/>
+        </w:rPr>
+      </w:pPr>
+      <w:r>
+        <w:rPr>
+          <w:rFonts w:ascii="宋体" w:eastAsia="宋体" w:hAnsi="宋体" w:cs="Arial"/>
+          <w:sz w:val="24"/>
+        </w:rPr>
+        <w:t>• 版本兼容：通过 Android 版本判断，适配低版本 API（如语音识别兼容低版本）。</w:t>
       </w:r>
     </w:p>
     <w:p>
